--- a/开题报告_检索预算与无标签微调/开题报告_V1.docx
+++ b/开题报告_检索预算与无标签微调/开题报告_V1.docx
@@ -545,7 +545,20 @@
           <w:rFonts w:ascii="Times New Roman" w:hAnsi="Times New Roman" w:eastAsia="宋体"/>
           <w:sz w:val="24"/>
         </w:rPr>
-        <w:t xml:space="preserve"> 材料研发的成本分布极不均匀：一次密度泛函计算可能耗时数小时，一次合成实验以周计，而一次文献检索只需秒级。现有系统往往把"检索"当作固定前置步骤——固定检索若干篇，一次性喂给模型，然后判断。这忽视了检索本身是一个可以优化分配的资源：有些问题一篇文献就够，有些需要跨体系交叉验证，有些则根本查不到、应当及早停止。本课题研究如何把有限的计算预算在"检索更多证据"与"直接判断"之间分配，使单位成本下的判断正确率最大。这一问题的答案对任何依赖文献证据的科学判断任务都适用。</w:t>
+        <w:t xml:space="preserve"> 材料研发的成本分布极不均匀：一次密度泛函计算可能耗时数小时，一次合成实验以周计，而一次文献检索只需秒级。这一差异意味着，把计算预算平均分配给各个环节是低效的——同样一笔预算，用于多检索两篇文献与用于多跑一次结构弛豫，其收益可能相差数个数量级。</w:t>
+      </w:r>
+    </w:p>
+    <w:p>
+      <w:pPr>
+        <w:spacing w:before="60" w:after="60" w:line="360" w:lineRule="auto"/>
+        <w:ind w:firstLine="480"/>
+      </w:pPr>
+      <w:r>
+        <w:rPr>
+          <w:rFonts w:ascii="Times New Roman" w:hAnsi="Times New Roman" w:eastAsia="宋体"/>
+          <w:sz w:val="24"/>
+        </w:rPr>
+        <w:t>通用领域近年已开始研究"检索何时该停止"这一问题，代表性工作把停止判据从生成器置信度改为证据覆盖度。但这类研究面向多跳问答，其成本结构是同质的：检索一次与检索十次，成本按次数线性增长。材料场景则不同——检索文献、调用大模型、执行一次计算，三者的成本相差数个量级，且检索结果会改变后续可采取的动作。因此，该问题在材料场景下不是"何时停"的单点判断，而是异构成本下的序贯分配。本课题研究这一分配策略，使单位成本下的判断正确率最大。</w:t>
       </w:r>
     </w:p>
     <w:p>
@@ -663,7 +676,20 @@
           <w:rFonts w:ascii="Times New Roman" w:hAnsi="Times New Roman" w:eastAsia="宋体"/>
           <w:sz w:val="24"/>
         </w:rPr>
-        <w:t>但现有工作普遍把"检索"视为固定的前置动作：给定查询，检索固定数量文档，然后判断。检索多少次、检索什么、何时应当停止，缺少可优化的策略。这一缺失导致两种浪费：对简单问题过度检索，对困难问题检索不足。</w:t>
+        <w:t>通用领域已出现针对"检索何时停止"的研究。其中较有代表性的一项工作将停止判据设定为证据覆盖度而非生成器置信度，用一个轻量验证器判断当前证据是否已足以支撑回答。这类方法有效，但其设定建立在同质成本之上：每一次检索的开销近似相同，因而优化目标可简化为"用最少的检索轮次达到足够的覆盖"。</w:t>
+      </w:r>
+    </w:p>
+    <w:p>
+      <w:pPr>
+        <w:spacing w:before="60" w:after="60" w:line="360" w:lineRule="auto"/>
+        <w:ind w:firstLine="480"/>
+      </w:pPr>
+      <w:r>
+        <w:rPr>
+          <w:rFonts w:ascii="Times New Roman" w:hAnsi="Times New Roman" w:eastAsia="宋体"/>
+          <w:sz w:val="24"/>
+        </w:rPr>
+        <w:t>材料场景不满足这一设定。其一，成本异质：检索一篇文献、调用一次大模型、执行一次密度泛函计算，开销相差数个量级，简单的最小轮次原则不再适用。其二，动作耦合：检索到的证据会改变后续应当检索什么，甚至改变是否还值得继续投入。其三，判据需带领域约束：材料判断的"证据充分"不仅是文本层面的覆盖，还涉及证据来源是否独立、体系是否可比。这三点的叠加使得该问题不能直接套用通用方案，需要针对异构成本重新建模。</w:t>
       </w:r>
     </w:p>
     <w:p>
@@ -778,7 +804,65 @@
           <w:rFonts w:ascii="Times New Roman" w:hAnsi="Times New Roman" w:eastAsia="宋体"/>
           <w:sz w:val="24"/>
         </w:rPr>
-        <w:t>但该方法的成立依赖一个前提：判断者之间相互独立。在材料文献场景中，这一前提需要重新审视——不同文献可能互相引用、可能来自同一课题组、可能基于同一批原始数据。如何定义并估计"文献独立性"，是该思路落地时必须解决的技术问题，也是本课题可能做出贡献的地方。</w:t>
+        <w:t>但该方法的成立依赖一个前提：判断者之间相互独立。在材料文献场景中，这一前提需要重新审视——不同文献可能互相引用、可能来自同一课题组、可能基于同一批原始数据。</w:t>
+      </w:r>
+    </w:p>
+    <w:p>
+      <w:pPr>
+        <w:spacing w:before="60" w:after="60" w:line="360" w:lineRule="auto"/>
+        <w:ind w:firstLine="480"/>
+      </w:pPr>
+      <w:r>
+        <w:rPr>
+          <w:rFonts w:ascii="Times New Roman" w:hAnsi="Times New Roman" w:eastAsia="宋体"/>
+          <w:sz w:val="24"/>
+        </w:rPr>
+        <w:t>这一担忧并非空想。材料数据集的冗余与重复已被明确识别为影响机器学习结果的问题，已有工作专门提出数据集冗余控制方法</w:t>
+      </w:r>
+      <w:r>
+        <w:rPr>
+          <w:rFonts w:ascii="Times New Roman" w:hAnsi="Times New Roman" w:eastAsia="宋体"/>
+          <w:sz w:val="24"/>
+          <w:vertAlign w:val="superscript"/>
+        </w:rPr>
+        <w:t>[21]</w:t>
+      </w:r>
+      <w:r>
+        <w:rPr>
+          <w:rFonts w:ascii="Times New Roman" w:hAnsi="Times New Roman" w:eastAsia="宋体"/>
+          <w:sz w:val="24"/>
+        </w:rPr>
+        <w:t>；材料数据库的聚合工作亦需专门设计去重流程</w:t>
+      </w:r>
+      <w:r>
+        <w:rPr>
+          <w:rFonts w:ascii="Times New Roman" w:hAnsi="Times New Roman" w:eastAsia="宋体"/>
+          <w:sz w:val="24"/>
+          <w:vertAlign w:val="superscript"/>
+        </w:rPr>
+        <w:t>[22]</w:t>
+      </w:r>
+      <w:r>
+        <w:rPr>
+          <w:rFonts w:ascii="Times New Roman" w:hAnsi="Times New Roman" w:eastAsia="宋体"/>
+          <w:sz w:val="24"/>
+        </w:rPr>
+        <w:t>。文献层面同样存在重复发表与数据复用现象。这意味着：</w:t>
+      </w:r>
+      <w:r>
+        <w:rPr>
+          <w:rFonts w:ascii="Times New Roman" w:hAnsi="Times New Roman" w:eastAsia="宋体"/>
+          <w:b/>
+          <w:sz w:val="24"/>
+        </w:rPr>
+        <w:t>文献数量的增加不必然带来独立证据的增加</w:t>
+      </w:r>
+      <w:r>
+        <w:rPr>
+          <w:rFonts w:ascii="Times New Roman" w:hAnsi="Times New Roman" w:eastAsia="宋体"/>
+          <w:sz w:val="24"/>
+        </w:rPr>
+        <w:t>。如何区分"多篇独立报道"与"同一工作被反复表述"，是该思路能否成立的关键。本课题将独立性度量作为核心研究内容之一，而非假定其成立。</w:t>
       </w:r>
     </w:p>
     <w:p>
@@ -807,7 +891,45 @@
           <w:rFonts w:ascii="Times New Roman" w:hAnsi="Times New Roman" w:eastAsia="宋体"/>
           <w:sz w:val="24"/>
         </w:rPr>
-        <w:t>：现有工作关注检索的召回与增强方式，将检索次数视为固定参数；本课题将检索视为需要分配预算的序贯决策，研究何时检索、检索什么、何时停止。</w:t>
+        <w:t>：现有材料领域工作关注检索的召回与增强方式，较少讨论检索次数的分配。</w:t>
+      </w:r>
+      <w:r>
+        <w:rPr>
+          <w:rFonts w:ascii="Times New Roman" w:hAnsi="Times New Roman" w:eastAsia="宋体"/>
+          <w:b/>
+          <w:sz w:val="24"/>
+        </w:rPr>
+        <w:t>与通用自适应检索工作相比</w:t>
+      </w:r>
+      <w:r>
+        <w:rPr>
+          <w:rFonts w:ascii="Times New Roman" w:hAnsi="Times New Roman" w:eastAsia="宋体"/>
+          <w:sz w:val="24"/>
+        </w:rPr>
+        <w:t>：通用领域的停止策略研究面向同质成本的多跳问答，以最小轮次达到证据覆盖为目标</w:t>
+      </w:r>
+      <w:r>
+        <w:rPr>
+          <w:rFonts w:ascii="Times New Roman" w:hAnsi="Times New Roman" w:eastAsia="宋体"/>
+          <w:sz w:val="24"/>
+          <w:vertAlign w:val="superscript"/>
+        </w:rPr>
+        <w:t>[19]</w:t>
+      </w:r>
+      <w:r>
+        <w:rPr>
+          <w:rFonts w:ascii="Times New Roman" w:hAnsi="Times New Roman" w:eastAsia="宋体"/>
+          <w:sz w:val="24"/>
+          <w:vertAlign w:val="superscript"/>
+        </w:rPr>
+        <w:t>[20]</w:t>
+      </w:r>
+      <w:r>
+        <w:rPr>
+          <w:rFonts w:ascii="Times New Roman" w:hAnsi="Times New Roman" w:eastAsia="宋体"/>
+          <w:sz w:val="24"/>
+        </w:rPr>
+        <w:t>；本课题处理的是材料场景下的异构成本分配——检索、推理与计算的代价相差数个量级，且检索结果会改变后续动作空间。二者的形式化不相同，通用方法不能直接套用。</w:t>
       </w:r>
     </w:p>
     <w:p>
@@ -1653,6 +1775,58 @@
           <w:sz w:val="21"/>
         </w:rPr>
         <w:t>[18] Borg C K H, et al. Quantifying the performance of machine learning models in materials science: a case study in multi-principal element alloys[J]. arXiv:2308.07649, 2023.</w:t>
+      </w:r>
+    </w:p>
+    <w:p>
+      <w:pPr>
+        <w:spacing w:before="40" w:after="40" w:line="300" w:lineRule="auto"/>
+        <w:ind w:left="960" w:hanging="960"/>
+      </w:pPr>
+      <w:r>
+        <w:rPr>
+          <w:rFonts w:ascii="Times New Roman" w:hAnsi="Times New Roman" w:eastAsia="宋体"/>
+          <w:sz w:val="21"/>
+        </w:rPr>
+        <w:t>[19] Roh D, Han D. HALT: verification-aware stopping for retrieval-augmented search agents[J]. arXiv, 2026. https://github.com/Noverse0/HALT</w:t>
+      </w:r>
+    </w:p>
+    <w:p>
+      <w:pPr>
+        <w:spacing w:before="40" w:after="40" w:line="300" w:lineRule="auto"/>
+        <w:ind w:left="960" w:hanging="960"/>
+      </w:pPr>
+      <w:r>
+        <w:rPr>
+          <w:rFonts w:ascii="Times New Roman" w:hAnsi="Times New Roman" w:eastAsia="宋体"/>
+          <w:sz w:val="21"/>
+        </w:rPr>
+        <w:t>[20] TASR: training-free adaptive stopping for iterative retrieval[J]. arXiv, 2026.</w:t>
+      </w:r>
+    </w:p>
+    <w:p>
+      <w:pPr>
+        <w:spacing w:before="40" w:after="40" w:line="300" w:lineRule="auto"/>
+        <w:ind w:left="960" w:hanging="960"/>
+      </w:pPr>
+      <w:r>
+        <w:rPr>
+          <w:rFonts w:ascii="Times New Roman" w:hAnsi="Times New Roman" w:eastAsia="宋体"/>
+          <w:sz w:val="21"/>
+        </w:rPr>
+        <w:t>[21] MD-HIT: machine learning for material property prediction with dataset redundancy control[J]. arXiv, 2024.</w:t>
+      </w:r>
+    </w:p>
+    <w:p>
+      <w:pPr>
+        <w:spacing w:before="40" w:after="40" w:line="300" w:lineRule="auto"/>
+        <w:ind w:left="960" w:hanging="960"/>
+      </w:pPr>
+      <w:r>
+        <w:rPr>
+          <w:rFonts w:ascii="Times New Roman" w:hAnsi="Times New Roman" w:eastAsia="宋体"/>
+          <w:sz w:val="21"/>
+        </w:rPr>
+        <w:t>[22] LeMaterial. LeMat-Bulk: aggregating and de-duplicating quantum chemistry materials databases[J]. arXiv, 2025.</w:t>
       </w:r>
     </w:p>
     <w:sectPr>

--- a/开题报告_检索预算与无标签微调/开题报告_V1.docx
+++ b/开题报告_检索预算与无标签微调/开题报告_V1.docx
@@ -58,7 +58,7 @@
           <w:rFonts w:ascii="Times New Roman" w:hAnsi="Times New Roman" w:eastAsia="宋体"/>
           <w:sz w:val="26"/>
         </w:rPr>
-        <w:t>论文题目：面向材料方向推荐的检索预算分配与无标签决策模型微调研究</w:t>
+        <w:t>论文题目：面向稀疏文献数据的合金性能预测：覆盖度建模、相结构分层与成对约束</w:t>
       </w:r>
     </w:p>
     <w:p/>
@@ -250,7 +250,7 @@
           <w:rFonts w:ascii="Times New Roman" w:hAnsi="Times New Roman" w:eastAsia="宋体"/>
           <w:sz w:val="24"/>
         </w:rPr>
-        <w:t>2.1 材料方向推荐与文献证据利用</w:t>
+        <w:t>2.1 材料性能预测与数据困境</w:t>
       </w:r>
     </w:p>
     <w:p>
@@ -263,7 +263,7 @@
           <w:rFonts w:ascii="Times New Roman" w:hAnsi="Times New Roman" w:eastAsia="宋体"/>
           <w:sz w:val="24"/>
         </w:rPr>
-        <w:t>2.2 小模型与决策模型的定位</w:t>
+        <w:t>2.2 正例—无标签学习</w:t>
       </w:r>
     </w:p>
     <w:p>
@@ -276,7 +276,7 @@
           <w:rFonts w:ascii="Times New Roman" w:hAnsi="Times New Roman" w:eastAsia="宋体"/>
           <w:sz w:val="24"/>
         </w:rPr>
-        <w:t>2.3 弱监督与无标签学习</w:t>
+        <w:t>2.3 分层建模与成对学习</w:t>
       </w:r>
     </w:p>
     <w:p>
@@ -328,7 +328,7 @@
           <w:rFonts w:ascii="Times New Roman" w:hAnsi="Times New Roman" w:eastAsia="宋体"/>
           <w:sz w:val="24"/>
         </w:rPr>
-        <w:t>3.1.1 检索预算的分配策略</w:t>
+        <w:t>3.1.1 文献覆盖度的概率建模</w:t>
       </w:r>
     </w:p>
     <w:p>
@@ -341,7 +341,7 @@
           <w:rFonts w:ascii="Times New Roman" w:hAnsi="Times New Roman" w:eastAsia="宋体"/>
           <w:sz w:val="24"/>
         </w:rPr>
-        <w:t>3.1.2 文献独立性与弱监督信号构造</w:t>
+        <w:t>3.1.2 相结构条件化的分层性能预测</w:t>
       </w:r>
     </w:p>
     <w:p>
@@ -354,7 +354,7 @@
           <w:rFonts w:ascii="Times New Roman" w:hAnsi="Times New Roman" w:eastAsia="宋体"/>
           <w:sz w:val="24"/>
         </w:rPr>
-        <w:t>3.1.3 决策模型的无标签适配与两级判断架构</w:t>
+        <w:t>3.1.3 同文献内的成对排序约束</w:t>
       </w:r>
     </w:p>
     <w:p>
@@ -440,7 +440,7 @@
           <w:rFonts w:ascii="Times New Roman" w:hAnsi="Times New Roman" w:eastAsia="宋体"/>
           <w:sz w:val="24"/>
         </w:rPr>
-        <w:t>材料研发的周期与成本，长期由"试错"主导。据文献统计，传统试错法研发新材料需十五至二十五年，而现代社会对高性能材料的需求迭代远快于此。为应对这一矛盾，美国于 2011 年提出"材料基因组计划"，欧盟"地平线欧洲"、日本"材料纳米技术计划"以及我国《"十四五"原材料工业发展规划》均将材料数据的智能化利用列为重点方向。其共同逻辑是：以数据与计算替代部分实验，把研发从"做完再测"前移为"先算再选"。</w:t>
+        <w:t>材料研发的周期与成本长期由"试错"主导。为应对这一矛盾，美国于 2011 年提出"材料基因组计划"，欧盟"地平线欧洲"、日本"材料纳米技术计划"以及我国《"十四五"原材料工业发展规划》均将材料数据的智能化利用列为重点方向。其共同逻辑是：以数据与计算替代部分实验，把研发从"做完再测"前移为"先算再选"。</w:t>
       </w:r>
     </w:p>
     <w:p>
@@ -453,62 +453,7 @@
           <w:rFonts w:ascii="Times New Roman" w:hAnsi="Times New Roman" w:eastAsia="宋体"/>
           <w:sz w:val="24"/>
         </w:rPr>
-        <w:t>在这一范式转移中，大语言模型被寄予厚望。它能够阅读海量文献、理解自然语言表述的工程需求，并给出方向性建议。然而，将大模型直接用于材料研发面临两个现实障碍。</w:t>
-      </w:r>
-    </w:p>
-    <w:p>
-      <w:pPr>
-        <w:spacing w:before="60" w:after="60" w:line="360" w:lineRule="auto"/>
-        <w:ind w:firstLine="480"/>
-      </w:pPr>
-      <w:r>
-        <w:rPr>
-          <w:rFonts w:ascii="Times New Roman" w:hAnsi="Times New Roman" w:eastAsia="宋体"/>
-          <w:b/>
-          <w:sz w:val="24"/>
-        </w:rPr>
-        <w:t>第一是成本与延迟。</w:t>
-      </w:r>
-      <w:r>
-        <w:rPr>
-          <w:rFonts w:ascii="Times New Roman" w:hAnsi="Times New Roman" w:eastAsia="宋体"/>
-          <w:sz w:val="24"/>
-        </w:rPr>
-        <w:t xml:space="preserve"> 材料方向推荐不是一次性问答，而是需要对大量候选逐条判断。假设一个课题组每月评估一千个候选方向，若每条都由商用大模型判断，按公开基准数据，单次决策约消耗一千四百个输出 token、耗时数秒；累计成本与等待时间都不容忽视。而材料研发的决策往往是探索性的——用户提出一个方向，看到结果后调整，再提出新的方向。这种高频交互使大模型的成本问题被进一步放大。</w:t>
-      </w:r>
-    </w:p>
-    <w:p>
-      <w:pPr>
-        <w:spacing w:before="60" w:after="60" w:line="360" w:lineRule="auto"/>
-        <w:ind w:firstLine="480"/>
-      </w:pPr>
-      <w:r>
-        <w:rPr>
-          <w:rFonts w:ascii="Times New Roman" w:hAnsi="Times New Roman" w:eastAsia="宋体"/>
-          <w:b/>
-          <w:sz w:val="24"/>
-        </w:rPr>
-        <w:t>第二是无标签困境。</w:t>
-      </w:r>
-      <w:r>
-        <w:rPr>
-          <w:rFonts w:ascii="Times New Roman" w:hAnsi="Times New Roman" w:eastAsia="宋体"/>
-          <w:sz w:val="24"/>
-        </w:rPr>
-        <w:t xml:space="preserve"> 训练一个专用的材料判断模型，需要标注数据：哪些方向值得推荐、哪些不值得。但这类标注在实践中极难获得——真正的判断标准是"这个材料能否被做出来、性能是否达标"，而这只能由实验回答，单个实验的成本与周期以周计。文献虽多，但文献报道的是"做过什么"，不是"什么值得做"。缺乏标签，监督学习无从谈起。</w:t>
-      </w:r>
-    </w:p>
-    <w:p>
-      <w:pPr>
-        <w:spacing w:before="60" w:after="60" w:line="360" w:lineRule="auto"/>
-        <w:ind w:firstLine="480"/>
-      </w:pPr>
-      <w:r>
-        <w:rPr>
-          <w:rFonts w:ascii="Times New Roman" w:hAnsi="Times New Roman" w:eastAsia="宋体"/>
-          <w:sz w:val="24"/>
-        </w:rPr>
-        <w:t>这两个障碍共同指向一个被忽视的事实：</w:t>
+        <w:t>在这一范式下，机器学习辅助合金设计已有大量工作。然而，这些模型的实际效能受制于一个常被提及但少有量化的问题：</w:t>
       </w:r>
       <w:r>
         <w:rPr>
@@ -516,15 +461,14 @@
           <w:b/>
           <w:sz w:val="24"/>
         </w:rPr>
-        <w:t>材料方向推荐的瓶颈，不在于模型是否足够聪明，而在于证据获取是否高效、监督信号是否可得。</w:t>
+        <w:t>文献数据本身的稀疏与噪声</w:t>
       </w:r>
-    </w:p>
-    <w:p>
-      <w:pPr>
-        <w:pStyle w:val="Heading2"/>
-      </w:pPr>
       <w:r>
-        <w:t>1.2 选题意义</w:t>
+        <w:rPr>
+          <w:rFonts w:ascii="Times New Roman" w:hAnsi="Times New Roman" w:eastAsia="宋体"/>
+          <w:sz w:val="24"/>
+        </w:rPr>
+        <w:t>。本课题以公开的多主元合金数据集为对象，先做数据审计，再依据审计结果设计方法。四个实测结论构成本课题的问题定义。</w:t>
       </w:r>
     </w:p>
     <w:p>
@@ -538,205 +482,14 @@
           <w:b/>
           <w:sz w:val="24"/>
         </w:rPr>
-        <w:t>其一，回应材料研发的真实成本结构。</w:t>
+        <w:t>第一，文献覆盖极度稀疏。</w:t>
       </w:r>
       <w:r>
         <w:rPr>
           <w:rFonts w:ascii="Times New Roman" w:hAnsi="Times New Roman" w:eastAsia="宋体"/>
           <w:sz w:val="24"/>
         </w:rPr>
-        <w:t xml:space="preserve"> 材料研发的成本分布极不均匀：一次密度泛函计算可能耗时数小时，一次合成实验以周计，而一次文献检索只需秒级。这一差异意味着，把计算预算平均分配给各个环节是低效的——同样一笔预算，用于多检索两篇文献与用于多跑一次结构弛豫，其收益可能相差数个数量级。</w:t>
-      </w:r>
-    </w:p>
-    <w:p>
-      <w:pPr>
-        <w:spacing w:before="60" w:after="60" w:line="360" w:lineRule="auto"/>
-        <w:ind w:firstLine="480"/>
-      </w:pPr>
-      <w:r>
-        <w:rPr>
-          <w:rFonts w:ascii="Times New Roman" w:hAnsi="Times New Roman" w:eastAsia="宋体"/>
-          <w:sz w:val="24"/>
-        </w:rPr>
-        <w:t>通用领域近年已开始研究"检索何时该停止"这一问题，代表性工作把停止判据从生成器置信度改为证据覆盖度。但这类研究面向多跳问答，其成本结构是同质的：检索一次与检索十次，成本按次数线性增长。材料场景则不同——检索文献、调用大模型、执行一次计算，三者的成本相差数个量级，且检索结果会改变后续可采取的动作。因此，该问题在材料场景下不是"何时停"的单点判断，而是异构成本下的序贯分配。本课题研究这一分配策略，使单位成本下的判断正确率最大。</w:t>
-      </w:r>
-    </w:p>
-    <w:p>
-      <w:pPr>
-        <w:spacing w:before="60" w:after="60" w:line="360" w:lineRule="auto"/>
-        <w:ind w:firstLine="480"/>
-      </w:pPr>
-      <w:r>
-        <w:rPr>
-          <w:rFonts w:ascii="Times New Roman" w:hAnsi="Times New Roman" w:eastAsia="宋体"/>
-          <w:b/>
-          <w:sz w:val="24"/>
-        </w:rPr>
-        <w:t>其二，为"无标签"场景提供一条可训练的路径。</w:t>
-      </w:r>
-      <w:r>
-        <w:rPr>
-          <w:rFonts w:ascii="Times New Roman" w:hAnsi="Times New Roman" w:eastAsia="宋体"/>
-          <w:sz w:val="24"/>
-        </w:rPr>
-        <w:t xml:space="preserve"> 材料领域缺乏标注，但并非缺乏信号。同一材料体系往往被多个独立课题组研究，若多篇相互独立的文献对"该体系是否可行"给出一致结论，这一致性本身即构成弱监督信号。本课题研究的思路是：不追求获得真值标签，而是利用独立来源之间的一致性作为训练奖励，使模型学会输出诚实且信息量高的判断。这一思路的价值不止于材料——在医学、化学等同样缺乏标注的科学判断场景中具有普适性。</w:t>
-      </w:r>
-    </w:p>
-    <w:p>
-      <w:pPr>
-        <w:spacing w:before="60" w:after="60" w:line="360" w:lineRule="auto"/>
-        <w:ind w:firstLine="480"/>
-      </w:pPr>
-      <w:r>
-        <w:rPr>
-          <w:rFonts w:ascii="Times New Roman" w:hAnsi="Times New Roman" w:eastAsia="宋体"/>
-          <w:b/>
-          <w:sz w:val="24"/>
-        </w:rPr>
-        <w:t>其三，使小模型承担其应有的位置。</w:t>
-      </w:r>
-      <w:r>
-        <w:rPr>
-          <w:rFonts w:ascii="Times New Roman" w:hAnsi="Times New Roman" w:eastAsia="宋体"/>
-          <w:sz w:val="24"/>
-        </w:rPr>
-        <w:t xml:space="preserve"> 本课题并不主张用小模型替代大模型，而是明确二者的分工：小模型负责高频、低风险的初筛，大模型负责低频、高风险的复核。这一分工的意义在于，它把大模型的成本花在真正需要的地方。若一个课题组每月一千个候选中有八成可由小模型以毫秒级、零成本处理，仅两成需要大模型复核，则总成本可下降一个数量级。这一架构的可行性取决于小模型在微调后能否达到可用的准确率，而这正是本课题要验证的核心问题。</w:t>
-      </w:r>
-    </w:p>
-    <w:p>
-      <w:pPr>
-        <w:spacing w:before="60" w:after="60" w:line="360" w:lineRule="auto"/>
-        <w:ind w:firstLine="480"/>
-      </w:pPr>
-      <w:r>
-        <w:rPr>
-          <w:rFonts w:ascii="Times New Roman" w:hAnsi="Times New Roman" w:eastAsia="宋体"/>
-          <w:b/>
-          <w:sz w:val="24"/>
-        </w:rPr>
-        <w:t>其四，方法的可迁移性。</w:t>
-      </w:r>
-      <w:r>
-        <w:rPr>
-          <w:rFonts w:ascii="Times New Roman" w:hAnsi="Times New Roman" w:eastAsia="宋体"/>
-          <w:sz w:val="24"/>
-        </w:rPr>
-        <w:t xml:space="preserve"> 本课题所研究的两个问题——证据获取的预算分配、无标签条件下的模型适配——都不依赖材料特有的物理知识。前者是信息获取的序贯决策问题，后者是弱监督学习问题。材料文献只是它们的验证场景。因此，本课题的产出不仅服务于材料研发，也为其他"文献密集、标注稀缺"的科学领域提供可复用的方法。</w:t>
-      </w:r>
-    </w:p>
-    <w:p>
-      <w:pPr>
-        <w:pStyle w:val="Heading1"/>
-      </w:pPr>
-      <w:r>
-        <w:t>2 文献综述</w:t>
-      </w:r>
-    </w:p>
-    <w:p>
-      <w:pPr>
-        <w:pStyle w:val="Heading2"/>
-      </w:pPr>
-      <w:r>
-        <w:t>2.1 材料方向推荐与文献证据利用</w:t>
-      </w:r>
-    </w:p>
-    <w:p>
-      <w:pPr>
-        <w:spacing w:before="60" w:after="60" w:line="360" w:lineRule="auto"/>
-        <w:ind w:firstLine="480"/>
-      </w:pPr>
-      <w:r>
-        <w:rPr>
-          <w:rFonts w:ascii="Times New Roman" w:hAnsi="Times New Roman" w:eastAsia="宋体"/>
-          <w:sz w:val="24"/>
-        </w:rPr>
-        <w:t>材料研发的智能化经历了从计算筛选到生成设计的演进。高通量计算与机器学习模型使候选材料的批量评估成为可能，生成式模型进一步将搜索空间扩展至未被报道的化学空间。然而，候选的丰富并未解决"如何决定优先尝试哪个"的问题。近期研究明确指出，当前 AI 系统能够轻易提出数以百万计的候选，但"决定哪一个值得进入实验"仍是瓶颈。</w:t>
-      </w:r>
-    </w:p>
-    <w:p>
-      <w:pPr>
-        <w:spacing w:before="60" w:after="60" w:line="360" w:lineRule="auto"/>
-        <w:ind w:firstLine="480"/>
-      </w:pPr>
-      <w:r>
-        <w:rPr>
-          <w:rFonts w:ascii="Times New Roman" w:hAnsi="Times New Roman" w:eastAsia="宋体"/>
-          <w:sz w:val="24"/>
-        </w:rPr>
-        <w:t>大语言模型的引入部分缓解了这一问题。基于文本挖掘的合成配方数据使模型可以学习"目标材料—前驱体—工艺条件"的对应关系；检索增强生成（RAG）进一步把外部文献证据引入判断。在材料文献场景中，已有工作构建了基于图结构的检索增强方案，通过从文献抽取实体并扩展查询来提升召回；也有工作将检索与工具调用结合，形成面向具体任务的智能体流程。</w:t>
-      </w:r>
-    </w:p>
-    <w:p>
-      <w:pPr>
-        <w:spacing w:before="60" w:after="60" w:line="360" w:lineRule="auto"/>
-        <w:ind w:firstLine="480"/>
-      </w:pPr>
-      <w:r>
-        <w:rPr>
-          <w:rFonts w:ascii="Times New Roman" w:hAnsi="Times New Roman" w:eastAsia="宋体"/>
-          <w:sz w:val="24"/>
-        </w:rPr>
-        <w:t>通用领域已出现针对"检索何时停止"的研究。其中较有代表性的一项工作将停止判据设定为证据覆盖度而非生成器置信度，用一个轻量验证器判断当前证据是否已足以支撑回答。这类方法有效，但其设定建立在同质成本之上：每一次检索的开销近似相同，因而优化目标可简化为"用最少的检索轮次达到足够的覆盖"。</w:t>
-      </w:r>
-    </w:p>
-    <w:p>
-      <w:pPr>
-        <w:spacing w:before="60" w:after="60" w:line="360" w:lineRule="auto"/>
-        <w:ind w:firstLine="480"/>
-      </w:pPr>
-      <w:r>
-        <w:rPr>
-          <w:rFonts w:ascii="Times New Roman" w:hAnsi="Times New Roman" w:eastAsia="宋体"/>
-          <w:sz w:val="24"/>
-        </w:rPr>
-        <w:t>材料场景不满足这一设定。其一，成本异质：检索一篇文献、调用一次大模型、执行一次密度泛函计算，开销相差数个量级，简单的最小轮次原则不再适用。其二，动作耦合：检索到的证据会改变后续应当检索什么，甚至改变是否还值得继续投入。其三，判据需带领域约束：材料判断的"证据充分"不仅是文本层面的覆盖，还涉及证据来源是否独立、体系是否可比。这三点的叠加使得该问题不能直接套用通用方案，需要针对异构成本重新建模。</w:t>
-      </w:r>
-    </w:p>
-    <w:p>
-      <w:pPr>
-        <w:pStyle w:val="Heading2"/>
-      </w:pPr>
-      <w:r>
-        <w:t>2.2 小模型与决策模型的定位</w:t>
-      </w:r>
-    </w:p>
-    <w:p>
-      <w:pPr>
-        <w:spacing w:before="60" w:after="60" w:line="360" w:lineRule="auto"/>
-        <w:ind w:firstLine="480"/>
-      </w:pPr>
-      <w:r>
-        <w:rPr>
-          <w:rFonts w:ascii="Times New Roman" w:hAnsi="Times New Roman" w:eastAsia="宋体"/>
-          <w:sz w:val="24"/>
-        </w:rPr>
-        <w:t>在成本敏感的部署场景中，用小模型处理高频请求、大模型处理困难请求的级联架构已被广泛验证。公开基准数据显示，一个四亿参数级别的本地模型与商用大模型在特定决策任务上可达到相同的准确率，但前者延迟仅为后者的三十分之一，且无调用成本。</w:t>
-      </w:r>
-    </w:p>
-    <w:p>
-      <w:pPr>
-        <w:spacing w:before="60" w:after="60" w:line="360" w:lineRule="auto"/>
-        <w:ind w:firstLine="480"/>
-      </w:pPr>
-      <w:r>
-        <w:rPr>
-          <w:rFonts w:ascii="Times New Roman" w:hAnsi="Times New Roman" w:eastAsia="宋体"/>
-          <w:sz w:val="24"/>
-        </w:rPr>
-        <w:t>在此基础上，一类新的模型范式被提出：决策模型不生成自由文本，而是回答答案空间受约束的问题并输出概率。这一范式的优势有三：其一，输出不可能超出预设选项，从结构上排除格式错误与文本幻觉；其二，一次前向即可给出全部选项的概率，无需自回归生成；其三，概率可经校准，从而支撑阈值型决策。</w:t>
-      </w:r>
-    </w:p>
-    <w:p>
-      <w:pPr>
-        <w:spacing w:before="60" w:after="60" w:line="360" w:lineRule="auto"/>
-        <w:ind w:firstLine="480"/>
-      </w:pPr>
-      <w:r>
-        <w:rPr>
-          <w:rFonts w:ascii="Times New Roman" w:hAnsi="Times New Roman" w:eastAsia="宋体"/>
-          <w:sz w:val="24"/>
-        </w:rPr>
-        <w:t>然而，现有决策模型存在明确的架构限制。以开源实现 Laya 为例，其英文版上下文仅五百一十二个词元，难以容纳多段文献证据；选项共享词元预算，约二十个选项后即出现截断；更关键的是，其在专业判断任务上的零样本准确率仅约百分之三十六，接近三分类随机水平，独立复现研究亦指出其不存在零样本迁移能力。这意味着：</w:t>
+        <w:t xml:space="preserve"> 该数据集含 1,545 条记录、630 个唯一成分、265 篇文献、208 个元素组合。</w:t>
       </w:r>
       <w:r>
         <w:rPr>
@@ -744,54 +497,50 @@
           <w:b/>
           <w:sz w:val="24"/>
         </w:rPr>
-        <w:t>决策模型在通用文本上可用，在专业领域上不可用，除非针对该领域进行微调。</w:t>
+        <w:t>630 个成分中有 556 个（88.3%）仅由单一文献报道</w:t>
       </w:r>
-    </w:p>
-    <w:p>
-      <w:pPr>
-        <w:spacing w:before="60" w:after="60" w:line="360" w:lineRule="auto"/>
-        <w:ind w:firstLine="480"/>
-      </w:pPr>
       <w:r>
         <w:rPr>
           <w:rFonts w:ascii="Times New Roman" w:hAnsi="Times New Roman" w:eastAsia="宋体"/>
           <w:sz w:val="24"/>
         </w:rPr>
-        <w:t>微调是可行的。同一模型在经领域数据微调后，准确率可提升至约百分之七十七。但微调需要标注数据，而材料领域恰恰缺乏标注。这一矛盾构成了本课题第二个研究问题的起点。</w:t>
+        <w:t>；有两个及以上来源的仅 74 个（11.7%），三个及以上的仅 35 个（5.6%）。这意味着"多来源交叉验证"在该数据上基本不可行。</w:t>
       </w:r>
     </w:p>
     <w:p>
       <w:pPr>
-        <w:pStyle w:val="Heading2"/>
-      </w:pPr>
-      <w:r>
-        <w:t>2.3 弱监督与无标签学习</w:t>
-      </w:r>
-    </w:p>
-    <w:p>
-      <w:pPr>
         <w:spacing w:before="60" w:after="60" w:line="360" w:lineRule="auto"/>
         <w:ind w:firstLine="480"/>
       </w:pPr>
+      <w:r>
+        <w:rPr>
+          <w:rFonts w:ascii="Times New Roman" w:hAnsi="Times New Roman" w:eastAsia="宋体"/>
+          <w:b/>
+          <w:sz w:val="24"/>
+        </w:rPr>
+        <w:t>第二，同一成分的重复测量存在巨大离散。</w:t>
+      </w:r>
       <w:r>
         <w:rPr>
           <w:rFonts w:ascii="Times New Roman" w:hAnsi="Times New Roman" w:eastAsia="宋体"/>
           <w:sz w:val="24"/>
         </w:rPr>
-        <w:t>在缺乏真值的条件下获得可用的训练信号，机制设计领域提供了成熟思路。同行预测（Peer Prediction）通过考察多个独立判断者答案之间的互预测性来构造奖励：诚实且信息量高的回答，其与其他独立回答的互预测性高；而敷衍、随机或刻意迎合的回答，互预测性低。该方法的理论保证来自博弈论中的激励相容性，即如实回答是判断者的最优策略。</w:t>
+        <w:t xml:space="preserve"> 数据中存在 1,380 对成分完全相同（原子比差异为零）、工艺相同的记录对，其屈服强度差异的</w:t>
       </w:r>
-    </w:p>
-    <w:p>
-      <w:pPr>
-        <w:spacing w:before="60" w:after="60" w:line="360" w:lineRule="auto"/>
-        <w:ind w:firstLine="480"/>
-      </w:pPr>
+      <w:r>
+        <w:rPr>
+          <w:rFonts w:ascii="Times New Roman" w:hAnsi="Times New Roman" w:eastAsia="宋体"/>
+          <w:b/>
+          <w:sz w:val="24"/>
+        </w:rPr>
+        <w:t>中位数为 312.8 MPa</w:t>
+      </w:r>
       <w:r>
         <w:rPr>
           <w:rFonts w:ascii="Times New Roman" w:hAnsi="Times New Roman" w:eastAsia="宋体"/>
           <w:sz w:val="24"/>
         </w:rPr>
-        <w:t>近期工作将该方法引入大语言模型的评估与后训练，证明其无需真值标签即可有效训练，且具备抗欺骗性；实验显示，即便奖励信号由一个极小的模型提供，仍可恢复大部分性能损失。这为本课题提供了直接的方法基础。</w:t>
+        <w:t>。同一成分测两次相差三百余兆帕，说明文献数据的工艺细节与测试条件差异远大于成分本身的影响。这一噪声水平为任何成分—性能建模设定了上限。</w:t>
       </w:r>
     </w:p>
     <w:p>
@@ -799,25 +548,286 @@
         <w:spacing w:before="60" w:after="60" w:line="360" w:lineRule="auto"/>
         <w:ind w:firstLine="480"/>
       </w:pPr>
+      <w:r>
+        <w:rPr>
+          <w:rFonts w:ascii="Times New Roman" w:hAnsi="Times New Roman" w:eastAsia="宋体"/>
+          <w:b/>
+          <w:sz w:val="24"/>
+        </w:rPr>
+        <w:t>第三，成分变化与性能变化之间不存在可用的平滑关系。</w:t>
+      </w:r>
       <w:r>
         <w:rPr>
           <w:rFonts w:ascii="Times New Roman" w:hAnsi="Times New Roman" w:eastAsia="宋体"/>
           <w:sz w:val="24"/>
         </w:rPr>
-        <w:t>但该方法的成立依赖一个前提：判断者之间相互独立。在材料文献场景中，这一前提需要重新审视——不同文献可能互相引用、可能来自同一课题组、可能基于同一批原始数据。</w:t>
+        <w:t xml:space="preserve"> 在同文献、同工艺、同相结构、同元素集合的 1,228 对成分对中，成分距离与性能差异的相关系数仅为 0.0148（置换检验 p = 0.296），</w:t>
       </w:r>
-    </w:p>
-    <w:p>
-      <w:pPr>
-        <w:spacing w:before="60" w:after="60" w:line="360" w:lineRule="auto"/>
-        <w:ind w:firstLine="480"/>
-      </w:pPr>
+      <w:r>
+        <w:rPr>
+          <w:rFonts w:ascii="Times New Roman" w:hAnsi="Times New Roman" w:eastAsia="宋体"/>
+          <w:b/>
+          <w:sz w:val="24"/>
+        </w:rPr>
+        <w:t>不显著</w:t>
+      </w:r>
       <w:r>
         <w:rPr>
           <w:rFonts w:ascii="Times New Roman" w:hAnsi="Times New Roman" w:eastAsia="宋体"/>
           <w:sz w:val="24"/>
         </w:rPr>
-        <w:t>这一担忧并非空想。材料数据集的冗余与重复已被明确识别为影响机器学习结果的问题，已有工作专门提出数据集冗余控制方法</w:t>
+        <w:t>。具体反例：成分距离 0.008（约 2% 的碳含量差异）的对，屈服强度从 243 变化到 446 MPa。这说明依赖"成分梯度连续性"的自监督方案在此数据上不成立。</w:t>
+      </w:r>
+    </w:p>
+    <w:p>
+      <w:pPr>
+        <w:spacing w:before="60" w:after="60" w:line="360" w:lineRule="auto"/>
+        <w:ind w:firstLine="480"/>
+      </w:pPr>
+      <w:r>
+        <w:rPr>
+          <w:rFonts w:ascii="Times New Roman" w:hAnsi="Times New Roman" w:eastAsia="宋体"/>
+          <w:b/>
+          <w:sz w:val="24"/>
+        </w:rPr>
+        <w:t>第四，相结构是显著的分层变量。</w:t>
+      </w:r>
+      <w:r>
+        <w:rPr>
+          <w:rFonts w:ascii="Times New Roman" w:hAnsi="Times New Roman" w:eastAsia="宋体"/>
+          <w:sz w:val="24"/>
+        </w:rPr>
+        <w:t xml:space="preserve"> 在严格同文献、同工艺、同测试温度的成分对中（同相 858 对、异相 298 对），同相与异相的屈服强度差异分布存在显著差异（</w:t>
+      </w:r>
+      <w:r>
+        <w:rPr>
+          <w:rFonts w:ascii="Times New Roman" w:hAnsi="Times New Roman" w:eastAsia="宋体"/>
+          <w:b/>
+          <w:sz w:val="24"/>
+        </w:rPr>
+        <w:t>Mann-Whitney U 检验，p &lt; 0.0001</w:t>
+      </w:r>
+      <w:r>
+        <w:rPr>
+          <w:rFonts w:ascii="Times New Roman" w:hAnsi="Times New Roman" w:eastAsia="宋体"/>
+          <w:sz w:val="24"/>
+        </w:rPr>
+        <w:t>）。但差异幅度随成分距离区间变化，不宜简化为固定倍数。</w:t>
+      </w:r>
+    </w:p>
+    <w:p>
+      <w:pPr>
+        <w:spacing w:before="60" w:after="60" w:line="360" w:lineRule="auto"/>
+        <w:ind w:firstLine="480"/>
+      </w:pPr>
+      <w:r>
+        <w:rPr>
+          <w:rFonts w:ascii="Times New Roman" w:hAnsi="Times New Roman" w:eastAsia="宋体"/>
+          <w:sz w:val="24"/>
+        </w:rPr>
+        <w:t>上述四点共同说明：</w:t>
+      </w:r>
+      <w:r>
+        <w:rPr>
+          <w:rFonts w:ascii="Times New Roman" w:hAnsi="Times New Roman" w:eastAsia="宋体"/>
+          <w:b/>
+          <w:sz w:val="24"/>
+        </w:rPr>
+        <w:t>该数据集的困难不在于样本总量，而在于单来源、高噪声、非平滑。</w:t>
+      </w:r>
+      <w:r>
+        <w:rPr>
+          <w:rFonts w:ascii="Times New Roman" w:hAnsi="Times New Roman" w:eastAsia="宋体"/>
+          <w:sz w:val="24"/>
+        </w:rPr>
+        <w:t xml:space="preserve"> 直接套用常规监督学习或生成模型，会在这三个特性上同时失配。本课题据此设计方法。</w:t>
+      </w:r>
+    </w:p>
+    <w:p>
+      <w:pPr>
+        <w:pStyle w:val="Heading2"/>
+      </w:pPr>
+      <w:r>
+        <w:t>1.2 选题意义</w:t>
+      </w:r>
+    </w:p>
+    <w:p>
+      <w:pPr>
+        <w:spacing w:before="60" w:after="60" w:line="360" w:lineRule="auto"/>
+        <w:ind w:firstLine="480"/>
+      </w:pPr>
+      <w:r>
+        <w:rPr>
+          <w:rFonts w:ascii="Times New Roman" w:hAnsi="Times New Roman" w:eastAsia="宋体"/>
+          <w:b/>
+          <w:sz w:val="24"/>
+        </w:rPr>
+        <w:t>其一，把"数据稀疏"从抱怨转化为可建模的对象。</w:t>
+      </w:r>
+      <w:r>
+        <w:rPr>
+          <w:rFonts w:ascii="Times New Roman" w:hAnsi="Times New Roman" w:eastAsia="宋体"/>
+          <w:sz w:val="24"/>
+        </w:rPr>
+        <w:t xml:space="preserve"> 现有材料机器学习工作多以"数据少"作为动机一笔带过，随后仍按常规监督学习处理。本课题的做法不同：既然 88.3% 的成分只有单一来源，"有没有文献报道"本身就是一个可学习的事件。这一事件与"材料是否值得研究"高度相关——被报道过的成分，是有人做过的成分；未被报道的，可能是没人做，也可能是做了没成功。</w:t>
+      </w:r>
+      <w:r>
+        <w:rPr>
+          <w:rFonts w:ascii="Times New Roman" w:hAnsi="Times New Roman" w:eastAsia="宋体"/>
+          <w:b/>
+          <w:sz w:val="24"/>
+        </w:rPr>
+        <w:t>这一结构性缺失恰是正例—无标签（Positive-Unlabeled，PU）学习的标准设定</w:t>
+      </w:r>
+      <w:r>
+        <w:rPr>
+          <w:rFonts w:ascii="Times New Roman" w:hAnsi="Times New Roman" w:eastAsia="宋体"/>
+          <w:sz w:val="24"/>
+        </w:rPr>
+        <w:t>。把任务重构为 PU 问题后，稀缺的"正例"不再是缺陷，而是设定本身。</w:t>
+      </w:r>
+    </w:p>
+    <w:p>
+      <w:pPr>
+        <w:spacing w:before="60" w:after="60" w:line="360" w:lineRule="auto"/>
+        <w:ind w:firstLine="480"/>
+      </w:pPr>
+      <w:r>
+        <w:rPr>
+          <w:rFonts w:ascii="Times New Roman" w:hAnsi="Times New Roman" w:eastAsia="宋体"/>
+          <w:b/>
+          <w:sz w:val="24"/>
+        </w:rPr>
+        <w:t>其二，量化数据噪声的上限，避免方法设计的盲目性。</w:t>
+      </w:r>
+      <w:r>
+        <w:rPr>
+          <w:rFonts w:ascii="Times New Roman" w:hAnsi="Times New Roman" w:eastAsia="宋体"/>
+          <w:sz w:val="24"/>
+        </w:rPr>
+        <w:t xml:space="preserve"> 312.8 MPa 的重复测量离散意味着：即便模型完美学到成分—性能映射，其可达到的精度也存在无法突破的天花板。明确这一天花板的意义在于——它使"提升准确率"这一目标变得可校准：任何方法若声称显著超越该噪声水平所允许的精度，都应被质疑。本课题将在论文中给出该噪声水平对可达到的 R² 上界的估计。</w:t>
+      </w:r>
+    </w:p>
+    <w:p>
+      <w:pPr>
+        <w:spacing w:before="60" w:after="60" w:line="360" w:lineRule="auto"/>
+        <w:ind w:firstLine="480"/>
+      </w:pPr>
+      <w:r>
+        <w:rPr>
+          <w:rFonts w:ascii="Times New Roman" w:hAnsi="Times New Roman" w:eastAsia="宋体"/>
+          <w:b/>
+          <w:sz w:val="24"/>
+        </w:rPr>
+        <w:t>其三，为"异质数据应当分层"提供可检验的依据。</w:t>
+      </w:r>
+      <w:r>
+        <w:rPr>
+          <w:rFonts w:ascii="Times New Roman" w:hAnsi="Times New Roman" w:eastAsia="宋体"/>
+          <w:sz w:val="24"/>
+        </w:rPr>
+        <w:t xml:space="preserve"> 相结构（BCC/FCC/其他）对性能的影响不是新知识，但在数据驱动建模中常被忽略。本课题以 1,156 对严格可比的成分对证明同相与异相的差异分布显著不同（p &lt; 0.0001），从而说明：</w:t>
+      </w:r>
+      <w:r>
+        <w:rPr>
+          <w:rFonts w:ascii="Times New Roman" w:hAnsi="Times New Roman" w:eastAsia="宋体"/>
+          <w:b/>
+          <w:sz w:val="24"/>
+        </w:rPr>
+        <w:t>把不同相的数据混在一起训练，等于在假设一个不成立的同分布前提</w:t>
+      </w:r>
+      <w:r>
+        <w:rPr>
+          <w:rFonts w:ascii="Times New Roman" w:hAnsi="Times New Roman" w:eastAsia="宋体"/>
+          <w:sz w:val="24"/>
+        </w:rPr>
+        <w:t>。分层的价值不在于新奇，而在于它修正了一个普遍被默认但错误的假设。</w:t>
+      </w:r>
+    </w:p>
+    <w:p>
+      <w:pPr>
+        <w:spacing w:before="60" w:after="60" w:line="360" w:lineRule="auto"/>
+        <w:ind w:firstLine="480"/>
+      </w:pPr>
+      <w:r>
+        <w:rPr>
+          <w:rFonts w:ascii="Times New Roman" w:hAnsi="Times New Roman" w:eastAsia="宋体"/>
+          <w:b/>
+          <w:sz w:val="24"/>
+        </w:rPr>
+        <w:t>其四，成对约束为高噪声数据提供比绝对回归更稳的学习信号。</w:t>
+      </w:r>
+      <w:r>
+        <w:rPr>
+          <w:rFonts w:ascii="Times New Roman" w:hAnsi="Times New Roman" w:eastAsia="宋体"/>
+          <w:sz w:val="24"/>
+        </w:rPr>
+        <w:t xml:space="preserve"> 在 312.8 MPa 的噪声下，预测绝对性能值几乎不可行；但同一文献中同批样品的</w:t>
+      </w:r>
+      <w:r>
+        <w:rPr>
+          <w:rFonts w:ascii="Times New Roman" w:hAnsi="Times New Roman" w:eastAsia="宋体"/>
+          <w:b/>
+          <w:sz w:val="24"/>
+        </w:rPr>
+        <w:t>相对高低</w:t>
+      </w:r>
+      <w:r>
+        <w:rPr>
+          <w:rFonts w:ascii="Times New Roman" w:hAnsi="Times New Roman" w:eastAsia="宋体"/>
+          <w:sz w:val="24"/>
+        </w:rPr>
+        <w:t>通常可靠。本课题用成对排序替代绝对回归，把学习目标从"预测数值"改为"预测次序"，这与数据的可信度结构相匹配。</w:t>
+      </w:r>
+    </w:p>
+    <w:p>
+      <w:pPr>
+        <w:spacing w:before="60" w:after="60" w:line="360" w:lineRule="auto"/>
+        <w:ind w:firstLine="480"/>
+      </w:pPr>
+      <w:r>
+        <w:rPr>
+          <w:rFonts w:ascii="Times New Roman" w:hAnsi="Times New Roman" w:eastAsia="宋体"/>
+          <w:b/>
+          <w:sz w:val="24"/>
+        </w:rPr>
+        <w:t>其五，方法的可迁移性。</w:t>
+      </w:r>
+      <w:r>
+        <w:rPr>
+          <w:rFonts w:ascii="Times New Roman" w:hAnsi="Times New Roman" w:eastAsia="宋体"/>
+          <w:sz w:val="24"/>
+        </w:rPr>
+        <w:t xml:space="preserve"> 上述三个技术点——稀疏正例下的覆盖度建模、异质分组下的分层估计、高噪声下的成对约束——均不依赖合金特有的物理知识。它们适用于任何"文献密集、标注稀缺、测量噪声大"的领域。合金数据只是验证场景。</w:t>
+      </w:r>
+    </w:p>
+    <w:p>
+      <w:pPr>
+        <w:pStyle w:val="Heading1"/>
+      </w:pPr>
+      <w:r>
+        <w:t>2 文献综述</w:t>
+      </w:r>
+    </w:p>
+    <w:p>
+      <w:pPr>
+        <w:pStyle w:val="Heading2"/>
+      </w:pPr>
+      <w:r>
+        <w:t>2.1 材料性能预测与数据困境</w:t>
+      </w:r>
+    </w:p>
+    <w:p>
+      <w:pPr>
+        <w:spacing w:before="60" w:after="60" w:line="360" w:lineRule="auto"/>
+        <w:ind w:firstLine="480"/>
+      </w:pPr>
+      <w:r>
+        <w:rPr>
+          <w:rFonts w:ascii="Times New Roman" w:hAnsi="Times New Roman" w:eastAsia="宋体"/>
+          <w:sz w:val="24"/>
+        </w:rPr>
+        <w:t>机器学习在合金性能预测上已有系统工作。早期研究以成分与工艺描述符为输入，用随机森林、支持向量回归等方法预测屈服强度、硬度等指标；后续工作引入图神经网络与成分图表示，提升了对复杂成分空间的表达能力。多主元合金因其成分空间巨大而成为测试这些方法的典型场景，已有工作构建了公开数据集并给出基线模型</w:t>
       </w:r>
       <w:r>
         <w:rPr>
@@ -825,14 +835,27 @@
           <w:sz w:val="24"/>
           <w:vertAlign w:val="superscript"/>
         </w:rPr>
-        <w:t>[21]</w:t>
+        <w:t>[3]</w:t>
       </w:r>
       <w:r>
         <w:rPr>
           <w:rFonts w:ascii="Times New Roman" w:hAnsi="Times New Roman" w:eastAsia="宋体"/>
           <w:sz w:val="24"/>
         </w:rPr>
-        <w:t>；材料数据库的聚合工作亦需专门设计去重流程</w:t>
+        <w:t>。</w:t>
+      </w:r>
+    </w:p>
+    <w:p>
+      <w:pPr>
+        <w:spacing w:before="60" w:after="60" w:line="360" w:lineRule="auto"/>
+        <w:ind w:firstLine="480"/>
+      </w:pPr>
+      <w:r>
+        <w:rPr>
+          <w:rFonts w:ascii="Times New Roman" w:hAnsi="Times New Roman" w:eastAsia="宋体"/>
+          <w:sz w:val="24"/>
+        </w:rPr>
+        <w:t>但这些工作的作者普遍承认数据的局限。有研究明确指出其模型"是一个初步工具，未纳入多主元合金的生产与加工路线等因素"，即工艺与相结构信息未被建模</w:t>
       </w:r>
       <w:r>
         <w:rPr>
@@ -840,14 +863,165 @@
           <w:sz w:val="24"/>
           <w:vertAlign w:val="superscript"/>
         </w:rPr>
-        <w:t>[22]</w:t>
+        <w:t>[3]</w:t>
       </w:r>
       <w:r>
         <w:rPr>
           <w:rFonts w:ascii="Times New Roman" w:hAnsi="Times New Roman" w:eastAsia="宋体"/>
           <w:sz w:val="24"/>
         </w:rPr>
-        <w:t>。文献层面同样存在重复发表与数据复用现象。这意味着：</w:t>
+        <w:t>。另有工作指出材料数据集的冗余与重复是影响机器学习结果的实质问题，并专门提出冗余控制方法</w:t>
+      </w:r>
+      <w:r>
+        <w:rPr>
+          <w:rFonts w:ascii="Times New Roman" w:hAnsi="Times New Roman" w:eastAsia="宋体"/>
+          <w:sz w:val="24"/>
+          <w:vertAlign w:val="superscript"/>
+        </w:rPr>
+        <w:t>[4]</w:t>
+      </w:r>
+      <w:r>
+        <w:rPr>
+          <w:rFonts w:ascii="Times New Roman" w:hAnsi="Times New Roman" w:eastAsia="宋体"/>
+          <w:sz w:val="24"/>
+        </w:rPr>
+        <w:t>；材料数据库的聚合工作亦须专门设计去重流程</w:t>
+      </w:r>
+      <w:r>
+        <w:rPr>
+          <w:rFonts w:ascii="Times New Roman" w:hAnsi="Times New Roman" w:eastAsia="宋体"/>
+          <w:sz w:val="24"/>
+          <w:vertAlign w:val="superscript"/>
+        </w:rPr>
+        <w:t>[5]</w:t>
+      </w:r>
+      <w:r>
+        <w:rPr>
+          <w:rFonts w:ascii="Times New Roman" w:hAnsi="Times New Roman" w:eastAsia="宋体"/>
+          <w:sz w:val="24"/>
+        </w:rPr>
+        <w:t>。</w:t>
+      </w:r>
+    </w:p>
+    <w:p>
+      <w:pPr>
+        <w:spacing w:before="60" w:after="60" w:line="360" w:lineRule="auto"/>
+        <w:ind w:firstLine="480"/>
+      </w:pPr>
+      <w:r>
+        <w:rPr>
+          <w:rFonts w:ascii="Times New Roman" w:hAnsi="Times New Roman" w:eastAsia="宋体"/>
+          <w:sz w:val="24"/>
+        </w:rPr>
+        <w:t>近期研究进一步量化了文献数据的质量问题。对文本挖掘合成配方数据的分析显示，不同来源对同一材料的记录存在系统性差异。本课题的审计结果与这一判断一致：同一成分的重复测量中位差异达 312.8 MPa。</w:t>
+      </w:r>
+    </w:p>
+    <w:p>
+      <w:pPr>
+        <w:pStyle w:val="Heading2"/>
+      </w:pPr>
+      <w:r>
+        <w:t>2.2 正例—无标签学习</w:t>
+      </w:r>
+    </w:p>
+    <w:p>
+      <w:pPr>
+        <w:spacing w:before="60" w:after="60" w:line="360" w:lineRule="auto"/>
+        <w:ind w:firstLine="480"/>
+      </w:pPr>
+      <w:r>
+        <w:rPr>
+          <w:rFonts w:ascii="Times New Roman" w:hAnsi="Times New Roman" w:eastAsia="宋体"/>
+          <w:sz w:val="24"/>
+        </w:rPr>
+        <w:t>当数据中只有正例与未标注样本、而缺乏明确负例时，标准监督学习会产生系统偏差。正例—无标签学习（PU Learning）为此提供了成熟框架：将未标注集视为正例与负例的混合，通过估计类别先验或调整损失函数，得到对真实后验的估计</w:t>
+      </w:r>
+      <w:r>
+        <w:rPr>
+          <w:rFonts w:ascii="Times New Roman" w:hAnsi="Times New Roman" w:eastAsia="宋体"/>
+          <w:sz w:val="24"/>
+          <w:vertAlign w:val="superscript"/>
+        </w:rPr>
+        <w:t>[6]</w:t>
+      </w:r>
+      <w:r>
+        <w:rPr>
+          <w:rFonts w:ascii="Times New Roman" w:hAnsi="Times New Roman" w:eastAsia="宋体"/>
+          <w:sz w:val="24"/>
+          <w:vertAlign w:val="superscript"/>
+        </w:rPr>
+        <w:t>[7]</w:t>
+      </w:r>
+      <w:r>
+        <w:rPr>
+          <w:rFonts w:ascii="Times New Roman" w:hAnsi="Times New Roman" w:eastAsia="宋体"/>
+          <w:sz w:val="24"/>
+        </w:rPr>
+        <w:t>。代表性方法包括 Elkan-Noto 的两步法（先训练分类器区分正例与未标注，再按先验校正）与非负 PU 学习（直接优化无偏风险估计）。</w:t>
+      </w:r>
+    </w:p>
+    <w:p>
+      <w:pPr>
+        <w:spacing w:before="60" w:after="60" w:line="360" w:lineRule="auto"/>
+        <w:ind w:firstLine="480"/>
+      </w:pPr>
+      <w:r>
+        <w:rPr>
+          <w:rFonts w:ascii="Times New Roman" w:hAnsi="Times New Roman" w:eastAsia="宋体"/>
+          <w:sz w:val="24"/>
+        </w:rPr>
+        <w:t>在材料领域，PU 学习已被用于"可合成性预测"——即判断某化合物能否被合成。这类工作的动机与本课题相同：合成失败的实验往往不被发表，因而缺乏负例。已有工作结合计算与文献数据，用 PU 学习预测钙钛矿的可合成性</w:t>
+      </w:r>
+      <w:r>
+        <w:rPr>
+          <w:rFonts w:ascii="Times New Roman" w:hAnsi="Times New Roman" w:eastAsia="宋体"/>
+          <w:sz w:val="24"/>
+          <w:vertAlign w:val="superscript"/>
+        </w:rPr>
+        <w:t>[8]</w:t>
+      </w:r>
+      <w:r>
+        <w:rPr>
+          <w:rFonts w:ascii="Times New Roman" w:hAnsi="Times New Roman" w:eastAsia="宋体"/>
+          <w:sz w:val="24"/>
+        </w:rPr>
+        <w:t>；也有工作提出双分类器 PU 框架以提升可合成性预测的稳定性</w:t>
+      </w:r>
+      <w:r>
+        <w:rPr>
+          <w:rFonts w:ascii="Times New Roman" w:hAnsi="Times New Roman" w:eastAsia="宋体"/>
+          <w:sz w:val="24"/>
+          <w:vertAlign w:val="superscript"/>
+        </w:rPr>
+        <w:t>[9]</w:t>
+      </w:r>
+      <w:r>
+        <w:rPr>
+          <w:rFonts w:ascii="Times New Roman" w:hAnsi="Times New Roman" w:eastAsia="宋体"/>
+          <w:sz w:val="24"/>
+        </w:rPr>
+        <w:t>。</w:t>
+      </w:r>
+    </w:p>
+    <w:p>
+      <w:pPr>
+        <w:spacing w:before="60" w:after="60" w:line="360" w:lineRule="auto"/>
+        <w:ind w:firstLine="480"/>
+      </w:pPr>
+      <w:r>
+        <w:rPr>
+          <w:rFonts w:ascii="Times New Roman" w:hAnsi="Times New Roman" w:eastAsia="宋体"/>
+          <w:b/>
+          <w:sz w:val="24"/>
+        </w:rPr>
+        <w:t>本课题与这些工作的区别在于目标不同。</w:t>
+      </w:r>
+      <w:r>
+        <w:rPr>
+          <w:rFonts w:ascii="Times New Roman" w:hAnsi="Times New Roman" w:eastAsia="宋体"/>
+          <w:sz w:val="24"/>
+        </w:rPr>
+        <w:t xml:space="preserve"> 它们预测的是二元的"能否合成"，本课题建模的是"</w:t>
       </w:r>
       <w:r>
         <w:rPr>
@@ -855,14 +1029,106 @@
           <w:b/>
           <w:sz w:val="24"/>
         </w:rPr>
-        <w:t>文献数量的增加不必然带来独立证据的增加</w:t>
+        <w:t>文献覆盖度</w:t>
       </w:r>
       <w:r>
         <w:rPr>
           <w:rFonts w:ascii="Times New Roman" w:hAnsi="Times New Roman" w:eastAsia="宋体"/>
           <w:sz w:val="24"/>
         </w:rPr>
-        <w:t>。如何区分"多篇独立报道"与"同一工作被反复表述"，是该思路能否成立的关键。本课题将独立性度量作为核心研究内容之一，而非假定其成立。</w:t>
+        <w:t>"——即给定成分被文献报道的概率，这是一个连续的概率估计，且其用途是作为推荐排序的特征与不确定性来源，而非直接的可行性判断。</w:t>
+      </w:r>
+    </w:p>
+    <w:p>
+      <w:pPr>
+        <w:pStyle w:val="Heading2"/>
+      </w:pPr>
+      <w:r>
+        <w:t>2.3 分层建模与成对学习</w:t>
+      </w:r>
+    </w:p>
+    <w:p>
+      <w:pPr>
+        <w:spacing w:before="60" w:after="60" w:line="360" w:lineRule="auto"/>
+        <w:ind w:firstLine="480"/>
+      </w:pPr>
+      <w:r>
+        <w:rPr>
+          <w:rFonts w:ascii="Times New Roman" w:hAnsi="Times New Roman" w:eastAsia="宋体"/>
+          <w:sz w:val="24"/>
+        </w:rPr>
+        <w:t>当数据存在明确的异质分组时，忽略分组会导致拟合偏差。分层建模通过为各组设定共享先验或独立参数来处理这一问题：完全独立的拟合在小组上方差过大，完全合并则抹平组间差异，部分池化在二者之间取折中</w:t>
+      </w:r>
+      <w:r>
+        <w:rPr>
+          <w:rFonts w:ascii="Times New Roman" w:hAnsi="Times New Roman" w:eastAsia="宋体"/>
+          <w:sz w:val="24"/>
+          <w:vertAlign w:val="superscript"/>
+        </w:rPr>
+        <w:t>[10]</w:t>
+      </w:r>
+      <w:r>
+        <w:rPr>
+          <w:rFonts w:ascii="Times New Roman" w:hAnsi="Times New Roman" w:eastAsia="宋体"/>
+          <w:sz w:val="24"/>
+        </w:rPr>
+        <w:t>。</w:t>
+      </w:r>
+    </w:p>
+    <w:p>
+      <w:pPr>
+        <w:spacing w:before="60" w:after="60" w:line="360" w:lineRule="auto"/>
+        <w:ind w:firstLine="480"/>
+      </w:pPr>
+      <w:r>
+        <w:rPr>
+          <w:rFonts w:ascii="Times New Roman" w:hAnsi="Times New Roman" w:eastAsia="宋体"/>
+          <w:sz w:val="24"/>
+        </w:rPr>
+        <w:t>在材料领域，相结构是天然的分层变量。不同晶体结构的变形机制不同，其强度—成分关系的形态亦不同。但现有数据驱动模型多将相结构作为普通特征而非分层条件，这意味着模型被迫用一个统一的函数拟合不同的物理机制</w:t>
+      </w:r>
+      <w:r>
+        <w:rPr>
+          <w:rFonts w:ascii="Times New Roman" w:hAnsi="Times New Roman" w:eastAsia="宋体"/>
+          <w:sz w:val="24"/>
+          <w:vertAlign w:val="superscript"/>
+        </w:rPr>
+        <w:t>[3]</w:t>
+      </w:r>
+      <w:r>
+        <w:rPr>
+          <w:rFonts w:ascii="Times New Roman" w:hAnsi="Times New Roman" w:eastAsia="宋体"/>
+          <w:sz w:val="24"/>
+        </w:rPr>
+        <w:t>。</w:t>
+      </w:r>
+    </w:p>
+    <w:p>
+      <w:pPr>
+        <w:spacing w:before="60" w:after="60" w:line="360" w:lineRule="auto"/>
+        <w:ind w:firstLine="480"/>
+      </w:pPr>
+      <w:r>
+        <w:rPr>
+          <w:rFonts w:ascii="Times New Roman" w:hAnsi="Times New Roman" w:eastAsia="宋体"/>
+          <w:sz w:val="24"/>
+        </w:rPr>
+        <w:t>成对学习（pairwise learning / learning to rank）在信息检索领域已成熟，其核心是把"预测数值"改为"预测相对次序"</w:t>
+      </w:r>
+      <w:r>
+        <w:rPr>
+          <w:rFonts w:ascii="Times New Roman" w:hAnsi="Times New Roman" w:eastAsia="宋体"/>
+          <w:sz w:val="24"/>
+          <w:vertAlign w:val="superscript"/>
+        </w:rPr>
+        <w:t>[11]</w:t>
+      </w:r>
+      <w:r>
+        <w:rPr>
+          <w:rFonts w:ascii="Times New Roman" w:hAnsi="Times New Roman" w:eastAsia="宋体"/>
+          <w:sz w:val="24"/>
+        </w:rPr>
+        <w:t>。在测量噪声大而相对次序可靠的场景中，成对目标比绝对回归更稳健。材料领域已有工作用排序方法处理性能优化，但将其用于"压制文献测量噪声"的思路尚未见报道。</w:t>
       </w:r>
     </w:p>
     <w:p>
@@ -884,14 +1150,130 @@
           <w:b/>
           <w:sz w:val="24"/>
         </w:rPr>
-        <w:t>与既有材料 RAG 工作相比</w:t>
+        <w:t>与既有材料性能预测工作相比</w:t>
       </w:r>
       <w:r>
         <w:rPr>
           <w:rFonts w:ascii="Times New Roman" w:hAnsi="Times New Roman" w:eastAsia="宋体"/>
           <w:sz w:val="24"/>
         </w:rPr>
-        <w:t>：现有材料领域工作关注检索的召回与增强方式，较少讨论检索次数的分配。</w:t>
+        <w:t>：它们通常在完整数据集上做监督回归，把数据稀疏与噪声当作既定条件接受</w:t>
+      </w:r>
+      <w:r>
+        <w:rPr>
+          <w:rFonts w:ascii="Times New Roman" w:hAnsi="Times New Roman" w:eastAsia="宋体"/>
+          <w:sz w:val="24"/>
+          <w:vertAlign w:val="superscript"/>
+        </w:rPr>
+        <w:t>[3]</w:t>
+      </w:r>
+      <w:r>
+        <w:rPr>
+          <w:rFonts w:ascii="Times New Roman" w:hAnsi="Times New Roman" w:eastAsia="宋体"/>
+          <w:sz w:val="24"/>
+        </w:rPr>
+        <w:t>；本课题先量化噪声上限，再据此选择匹配的学习目标。</w:t>
+      </w:r>
+    </w:p>
+    <w:p>
+      <w:pPr>
+        <w:spacing w:before="60" w:after="60" w:line="360" w:lineRule="auto"/>
+        <w:ind w:firstLine="480"/>
+      </w:pPr>
+      <w:r>
+        <w:rPr>
+          <w:rFonts w:ascii="Times New Roman" w:hAnsi="Times New Roman" w:eastAsia="宋体"/>
+          <w:b/>
+          <w:sz w:val="24"/>
+        </w:rPr>
+        <w:t>与既有 PU 应用相比</w:t>
+      </w:r>
+      <w:r>
+        <w:rPr>
+          <w:rFonts w:ascii="Times New Roman" w:hAnsi="Times New Roman" w:eastAsia="宋体"/>
+          <w:sz w:val="24"/>
+        </w:rPr>
+        <w:t>：已有的材料 PU 工作服务于"可合成性"这一二元判断</w:t>
+      </w:r>
+      <w:r>
+        <w:rPr>
+          <w:rFonts w:ascii="Times New Roman" w:hAnsi="Times New Roman" w:eastAsia="宋体"/>
+          <w:sz w:val="24"/>
+          <w:vertAlign w:val="superscript"/>
+        </w:rPr>
+        <w:t>[8]</w:t>
+      </w:r>
+      <w:r>
+        <w:rPr>
+          <w:rFonts w:ascii="Times New Roman" w:hAnsi="Times New Roman" w:eastAsia="宋体"/>
+          <w:sz w:val="24"/>
+          <w:vertAlign w:val="superscript"/>
+        </w:rPr>
+        <w:t>[9]</w:t>
+      </w:r>
+      <w:r>
+        <w:rPr>
+          <w:rFonts w:ascii="Times New Roman" w:hAnsi="Times New Roman" w:eastAsia="宋体"/>
+          <w:sz w:val="24"/>
+        </w:rPr>
+        <w:t>；本课题用它建模文献覆盖度，作为推荐系统的一个概率特征。</w:t>
+      </w:r>
+    </w:p>
+    <w:p>
+      <w:pPr>
+        <w:spacing w:before="60" w:after="60" w:line="360" w:lineRule="auto"/>
+        <w:ind w:firstLine="480"/>
+      </w:pPr>
+      <w:r>
+        <w:rPr>
+          <w:rFonts w:ascii="Times New Roman" w:hAnsi="Times New Roman" w:eastAsia="宋体"/>
+          <w:b/>
+          <w:sz w:val="24"/>
+        </w:rPr>
+        <w:t>与既有分层建模相比</w:t>
+      </w:r>
+      <w:r>
+        <w:rPr>
+          <w:rFonts w:ascii="Times New Roman" w:hAnsi="Times New Roman" w:eastAsia="宋体"/>
+          <w:sz w:val="24"/>
+        </w:rPr>
+        <w:t>：现有工作把相结构当作特征</w:t>
+      </w:r>
+      <w:r>
+        <w:rPr>
+          <w:rFonts w:ascii="Times New Roman" w:hAnsi="Times New Roman" w:eastAsia="宋体"/>
+          <w:sz w:val="24"/>
+          <w:vertAlign w:val="superscript"/>
+        </w:rPr>
+        <w:t>[3]</w:t>
+      </w:r>
+      <w:r>
+        <w:rPr>
+          <w:rFonts w:ascii="Times New Roman" w:hAnsi="Times New Roman" w:eastAsia="宋体"/>
+          <w:sz w:val="24"/>
+        </w:rPr>
+        <w:t>；本课题把它当作分层条件，并输出条件方差。</w:t>
+      </w:r>
+    </w:p>
+    <w:p>
+      <w:pPr>
+        <w:spacing w:before="60" w:after="60" w:line="360" w:lineRule="auto"/>
+        <w:ind w:firstLine="480"/>
+      </w:pPr>
+      <w:r>
+        <w:rPr>
+          <w:rFonts w:ascii="Times New Roman" w:hAnsi="Times New Roman" w:eastAsia="宋体"/>
+          <w:b/>
+          <w:sz w:val="24"/>
+        </w:rPr>
+        <w:t>与既有排序学习相比</w:t>
+      </w:r>
+      <w:r>
+        <w:rPr>
+          <w:rFonts w:ascii="Times New Roman" w:hAnsi="Times New Roman" w:eastAsia="宋体"/>
+          <w:sz w:val="24"/>
+        </w:rPr>
+        <w:t>：本课题的排序目标不是提升推荐质量，而是</w:t>
       </w:r>
       <w:r>
         <w:rPr>
@@ -899,14 +1281,148 @@
           <w:b/>
           <w:sz w:val="24"/>
         </w:rPr>
-        <w:t>与通用自适应检索工作相比</w:t>
+        <w:t>对抗测量噪声</w:t>
       </w:r>
       <w:r>
         <w:rPr>
           <w:rFonts w:ascii="Times New Roman" w:hAnsi="Times New Roman" w:eastAsia="宋体"/>
           <w:sz w:val="24"/>
         </w:rPr>
-        <w:t>：通用领域的停止策略研究面向同质成本的多跳问答，以最小轮次达到证据覆盖为目标</w:t>
+        <w:t>——这是由 312.8 MPa 的实测数字直接推出的设计选择。</w:t>
+      </w:r>
+    </w:p>
+    <w:p>
+      <w:pPr>
+        <w:pStyle w:val="Heading1"/>
+      </w:pPr>
+      <w:r>
+        <w:t>3 研究内容、研究方案、时间安排</w:t>
+      </w:r>
+    </w:p>
+    <w:p>
+      <w:pPr>
+        <w:pStyle w:val="Heading2"/>
+      </w:pPr>
+      <w:r>
+        <w:t>3.1 研究内容</w:t>
+      </w:r>
+    </w:p>
+    <w:p>
+      <w:pPr>
+        <w:spacing w:before="60" w:after="60" w:line="360" w:lineRule="auto"/>
+        <w:ind w:firstLine="480"/>
+      </w:pPr>
+      <w:r>
+        <w:rPr>
+          <w:rFonts w:ascii="Times New Roman" w:hAnsi="Times New Roman" w:eastAsia="宋体"/>
+          <w:sz w:val="24"/>
+        </w:rPr>
+        <w:t>本课题以"在稀疏、高噪声的文献数据上做出可用的合金性能预测与方向推荐"为目标，基于前述四项数据审计结论，依次研究三个问题。三者有明确的依赖关系：覆盖度建模回答"哪些成分值得关注"，分层估计回答"性能如何预测"，成对约束回答"在高噪声下如何让预测更稳"。</w:t>
+      </w:r>
+    </w:p>
+    <w:p>
+      <w:pPr>
+        <w:pStyle w:val="Heading3"/>
+      </w:pPr>
+      <w:r>
+        <w:t>3.1.1 文献覆盖度的概率建模</w:t>
+      </w:r>
+    </w:p>
+    <w:p>
+      <w:pPr>
+        <w:spacing w:before="60" w:after="60" w:line="360" w:lineRule="auto"/>
+        <w:ind w:firstLine="480"/>
+      </w:pPr>
+      <w:r>
+        <w:rPr>
+          <w:rFonts w:ascii="Times New Roman" w:hAnsi="Times New Roman" w:eastAsia="宋体"/>
+          <w:sz w:val="24"/>
+        </w:rPr>
+        <w:t>针对 88.3% 的成分仅由单一文献报道这一事实，本课题将"成分是否被文献报道"建模为可学习事件，用 PU 学习框架估计其概率。</w:t>
+      </w:r>
+    </w:p>
+    <w:p>
+      <w:pPr>
+        <w:spacing w:before="60" w:after="60" w:line="360" w:lineRule="auto"/>
+        <w:ind w:firstLine="480"/>
+      </w:pPr>
+      <w:r>
+        <w:rPr>
+          <w:rFonts w:ascii="Times New Roman" w:hAnsi="Times New Roman" w:eastAsia="宋体"/>
+          <w:sz w:val="24"/>
+        </w:rPr>
+        <w:t>形式化如下：设成分 $x$ 与二元事件 $y \in \{0,1\}$ 表示是否存在文献报道。实际观测到的是正例集 $P$（训练数据中的 630 个成分）与未标注集 $U$（候选成分空间）。设 $s \in \{0,1\}$ 表示样本是否被选入正例集，则通过训练分类器区分 $P$ 与 $U$ 可得到 $g(x) = P(s=1 \mid x)$，再按 $P(y=1 \mid x) = g(x)/c$ 校正，其中 $c = P(s=1 \mid y=1)$ 可从验证集估计。</w:t>
+      </w:r>
+    </w:p>
+    <w:p>
+      <w:pPr>
+        <w:spacing w:before="60" w:after="60" w:line="360" w:lineRule="auto"/>
+        <w:ind w:firstLine="480"/>
+      </w:pPr>
+      <w:r>
+        <w:rPr>
+          <w:rFonts w:ascii="Times New Roman" w:hAnsi="Times New Roman" w:eastAsia="宋体"/>
+          <w:sz w:val="24"/>
+        </w:rPr>
+        <w:t>本研究内容的关键技术点有三。其一，</w:t>
+      </w:r>
+      <w:r>
+        <w:rPr>
+          <w:rFonts w:ascii="Times New Roman" w:hAnsi="Times New Roman" w:eastAsia="宋体"/>
+          <w:b/>
+          <w:sz w:val="24"/>
+        </w:rPr>
+        <w:t>未标注集 $U$ 的构造</w:t>
+      </w:r>
+      <w:r>
+        <w:rPr>
+          <w:rFonts w:ascii="Times New Roman" w:hAnsi="Times New Roman" w:eastAsia="宋体"/>
+          <w:sz w:val="24"/>
+        </w:rPr>
+        <w:t>：候选空间的界定直接决定问题的难度与结果的可解释性，需明确采用元素组合枚举还是成分扰动生成，并说明依据。其二，</w:t>
+      </w:r>
+      <w:r>
+        <w:rPr>
+          <w:rFonts w:ascii="Times New Roman" w:hAnsi="Times New Roman" w:eastAsia="宋体"/>
+          <w:b/>
+          <w:sz w:val="24"/>
+        </w:rPr>
+        <w:t>类别先验 $c$ 的估计</w:t>
+      </w:r>
+      <w:r>
+        <w:rPr>
+          <w:rFonts w:ascii="Times New Roman" w:hAnsi="Times New Roman" w:eastAsia="宋体"/>
+          <w:sz w:val="24"/>
+        </w:rPr>
+        <w:t>：该参数不可直接观测，拟用交叉验证与敏感性分析给出其合理范围而非单一估计值。其三，</w:t>
+      </w:r>
+      <w:r>
+        <w:rPr>
+          <w:rFonts w:ascii="Times New Roman" w:hAnsi="Times New Roman" w:eastAsia="宋体"/>
+          <w:b/>
+          <w:sz w:val="24"/>
+        </w:rPr>
+        <w:t>覆盖度的含义界定</w:t>
+      </w:r>
+      <w:r>
+        <w:rPr>
+          <w:rFonts w:ascii="Times New Roman" w:hAnsi="Times New Roman" w:eastAsia="宋体"/>
+          <w:sz w:val="24"/>
+        </w:rPr>
+        <w:t>：模型学到的"被报道概率"混合了"材料可行性"与"研究热度"两个因素，二者无法从现有数据分离，必须在论文中明确说明，不得将其解释为可行性。</w:t>
+      </w:r>
+    </w:p>
+    <w:p>
+      <w:pPr>
+        <w:spacing w:before="60" w:after="60" w:line="360" w:lineRule="auto"/>
+        <w:ind w:firstLine="480"/>
+      </w:pPr>
+      <w:r>
+        <w:rPr>
+          <w:rFonts w:ascii="Times New Roman" w:hAnsi="Times New Roman" w:eastAsia="宋体"/>
+          <w:sz w:val="24"/>
+        </w:rPr>
+        <w:t>评价指标为：在留出的已知成分上区分"被报道"与"未报道"的 AUC 与 PR-AUC；在 208 个元素组合上做留一体系交叉验证以检验泛化；概率校准误差（ECE）</w:t>
       </w:r>
       <w:r>
         <w:rPr>
@@ -915,6 +1431,88 @@
           <w:vertAlign w:val="superscript"/>
         </w:rPr>
         <w:t>[19]</w:t>
+      </w:r>
+      <w:r>
+        <w:rPr>
+          <w:rFonts w:ascii="Times New Roman" w:hAnsi="Times New Roman" w:eastAsia="宋体"/>
+          <w:sz w:val="24"/>
+        </w:rPr>
+        <w:t>。对照方法为直接用频次统计的基线、以及不含 PU 校正的普通分类器。</w:t>
+      </w:r>
+    </w:p>
+    <w:p>
+      <w:pPr>
+        <w:pStyle w:val="Heading3"/>
+      </w:pPr>
+      <w:r>
+        <w:t>3.1.2 相结构条件化的分层性能预测</w:t>
+      </w:r>
+    </w:p>
+    <w:p>
+      <w:pPr>
+        <w:spacing w:before="60" w:after="60" w:line="360" w:lineRule="auto"/>
+        <w:ind w:firstLine="480"/>
+      </w:pPr>
+      <w:r>
+        <w:rPr>
+          <w:rFonts w:ascii="Times New Roman" w:hAnsi="Times New Roman" w:eastAsia="宋体"/>
+          <w:sz w:val="24"/>
+        </w:rPr>
+        <w:t>针对混相数据同分布假设不成立的问题（Mann-Whitney p &lt; 0.0001），本课题将相结构作为显式分层条件，并输出条件不确定性。</w:t>
+      </w:r>
+    </w:p>
+    <w:p>
+      <w:pPr>
+        <w:spacing w:before="60" w:after="60" w:line="360" w:lineRule="auto"/>
+        <w:ind w:firstLine="480"/>
+      </w:pPr>
+      <w:r>
+        <w:rPr>
+          <w:rFonts w:ascii="Times New Roman" w:hAnsi="Times New Roman" w:eastAsia="宋体"/>
+          <w:sz w:val="24"/>
+        </w:rPr>
+        <w:t>模型形式为全概率分解：$P(\text{YS} \mid x) = \sum_{\phi} P(\phi \mid x) \cdot P(\text{YS} \mid x, \phi)$，其中 $\phi$ 为相结构（BCC、FCC、其他）。第一步从成分预测相，是分类任务；第二步在各相内预测性能，是回归任务。相概率模糊时，混合分布的方差自然增大，从而使预测区间变宽——这一机制使"相不确定"与"性能不确定"在同一个模型中联通。</w:t>
+      </w:r>
+    </w:p>
+    <w:p>
+      <w:pPr>
+        <w:spacing w:before="60" w:after="60" w:line="360" w:lineRule="auto"/>
+        <w:ind w:firstLine="480"/>
+      </w:pPr>
+      <w:r>
+        <w:rPr>
+          <w:rFonts w:ascii="Times New Roman" w:hAnsi="Times New Roman" w:eastAsia="宋体"/>
+          <w:sz w:val="24"/>
+        </w:rPr>
+        <w:t>本研究内容的关键问题是</w:t>
+      </w:r>
+      <w:r>
+        <w:rPr>
+          <w:rFonts w:ascii="Times New Roman" w:hAnsi="Times New Roman" w:eastAsia="宋体"/>
+          <w:b/>
+          <w:sz w:val="24"/>
+        </w:rPr>
+        <w:t>"其他"相的处理</w:t>
+      </w:r>
+      <w:r>
+        <w:rPr>
+          <w:rFonts w:ascii="Times New Roman" w:hAnsi="Times New Roman" w:eastAsia="宋体"/>
+          <w:sz w:val="24"/>
+        </w:rPr>
+        <w:t>。数据审计显示，在严格可比的成分对中，"其他"相占同相对的一半左右。将"其他"视为单一相在物理上不合理，因其混杂了多种结构类型。拟比较两种处理：其一，将"其他"作为独立相参与建模；其二，将其作为无标签样本，用半监督方式处理。二者的对比本身构成对该数据质量问题的量化。</w:t>
+      </w:r>
+    </w:p>
+    <w:p>
+      <w:pPr>
+        <w:spacing w:before="60" w:after="60" w:line="360" w:lineRule="auto"/>
+        <w:ind w:firstLine="480"/>
+      </w:pPr>
+      <w:r>
+        <w:rPr>
+          <w:rFonts w:ascii="Times New Roman" w:hAnsi="Times New Roman" w:eastAsia="宋体"/>
+          <w:sz w:val="24"/>
+        </w:rPr>
+        <w:t>评价指标为：分层与不分层的 MAE/RMSE 对比；预测区间覆盖率（PICP）与区间宽度</w:t>
       </w:r>
       <w:r>
         <w:rPr>
@@ -929,28 +1527,56 @@
           <w:rFonts w:ascii="Times New Roman" w:hAnsi="Times New Roman" w:eastAsia="宋体"/>
           <w:sz w:val="24"/>
         </w:rPr>
-        <w:t>；本课题处理的是材料场景下的异构成本分配——检索、推理与计算的代价相差数个量级，且检索结果会改变后续动作空间。二者的形式化不相同，通用方法不能直接套用。</w:t>
+        <w:t>；相预测准确率；以及在高噪声背景下的 R² 上界估计（基于 312.8 MPa 噪声水平推导）。对照为不分层的单一回归模型与其同等容量下的表现。</w:t>
       </w:r>
     </w:p>
     <w:p>
       <w:pPr>
+        <w:pStyle w:val="Heading3"/>
+      </w:pPr>
+      <w:r>
+        <w:t>3.1.3 同文献内的成对排序约束</w:t>
+      </w:r>
+    </w:p>
+    <w:p>
+      <w:pPr>
         <w:spacing w:before="60" w:after="60" w:line="360" w:lineRule="auto"/>
         <w:ind w:firstLine="480"/>
       </w:pPr>
+      <w:r>
+        <w:rPr>
+          <w:rFonts w:ascii="Times New Roman" w:hAnsi="Times New Roman" w:eastAsia="宋体"/>
+          <w:sz w:val="24"/>
+        </w:rPr>
+        <w:t>针对 312.8 MPa 的测量噪声使绝对回归难以奏效的问题，本课题引入成对排序目标，用同文献内的相对次序替代绝对数值作为监督信号。</w:t>
+      </w:r>
+    </w:p>
+    <w:p>
+      <w:pPr>
+        <w:spacing w:before="60" w:after="60" w:line="360" w:lineRule="auto"/>
+        <w:ind w:firstLine="480"/>
+      </w:pPr>
+      <w:r>
+        <w:rPr>
+          <w:rFonts w:ascii="Times New Roman" w:hAnsi="Times New Roman" w:eastAsia="宋体"/>
+          <w:sz w:val="24"/>
+        </w:rPr>
+        <w:t>其合理性在于：同一文献报道的同批样品通常采用相同工艺与测试设备，其</w:t>
+      </w:r>
       <w:r>
         <w:rPr>
           <w:rFonts w:ascii="Times New Roman" w:hAnsi="Times New Roman" w:eastAsia="宋体"/>
           <w:b/>
           <w:sz w:val="24"/>
         </w:rPr>
-        <w:t>与既有决策模型工作相比</w:t>
+        <w:t>相对高低</w:t>
       </w:r>
       <w:r>
         <w:rPr>
           <w:rFonts w:ascii="Times New Roman" w:hAnsi="Times New Roman" w:eastAsia="宋体"/>
           <w:sz w:val="24"/>
         </w:rPr>
-        <w:t>：现有工作提供通用的类型化决策能力，未解决专业领域的适配问题；本课题研究在无标注条件下完成这一适配。</w:t>
+        <w:t>比绝对值可靠。设同一文献、同一相内的两个成分对 $(i,j)$，其真实性能排序为 $y_i &gt; y_j$，则用合页损失约束预测排序：$L_{\text{pair}} = \sum \max(0, -(\hat{y}_i - \hat{y}_j) \cdot \text{sign}(y_i - y_j) + m)$，其中 $m$ 为间隔。该目标与回归损失联合优化。</w:t>
       </w:r>
     </w:p>
     <w:p>
@@ -958,258 +1584,78 @@
         <w:spacing w:before="60" w:after="60" w:line="360" w:lineRule="auto"/>
         <w:ind w:firstLine="480"/>
       </w:pPr>
+      <w:r>
+        <w:rPr>
+          <w:rFonts w:ascii="Times New Roman" w:hAnsi="Times New Roman" w:eastAsia="宋体"/>
+          <w:sz w:val="24"/>
+        </w:rPr>
+        <w:t>本研究内容须处理两个问题。其一，</w:t>
+      </w:r>
       <w:r>
         <w:rPr>
           <w:rFonts w:ascii="Times New Roman" w:hAnsi="Times New Roman" w:eastAsia="宋体"/>
           <w:b/>
           <w:sz w:val="24"/>
         </w:rPr>
-        <w:t>与既有级联架构工作相比</w:t>
+        <w:t>同文献内样本对的可比性</w:t>
       </w:r>
       <w:r>
         <w:rPr>
           <w:rFonts w:ascii="Times New Roman" w:hAnsi="Times New Roman" w:eastAsia="宋体"/>
           <w:sz w:val="24"/>
         </w:rPr>
-        <w:t>：通用级联依据模型置信度决定是否升级；本课题进一步引入证据充分性判断，即"当前证据是否足以支撑判断"，这在文献密集型任务中比模型置信度更可靠。</w:t>
+        <w:t>：即使同文献同工艺，不同测试温度或不同试样尺寸的数据也不可直接比较，需按字段过滤并报告剩余对数。其二，</w:t>
       </w:r>
-    </w:p>
-    <w:p>
-      <w:pPr>
-        <w:pStyle w:val="Heading1"/>
-      </w:pPr>
-      <w:r>
-        <w:t>3 研究内容、研究方案、时间安排</w:t>
-      </w:r>
-    </w:p>
-    <w:p>
-      <w:pPr>
-        <w:pStyle w:val="Heading2"/>
-      </w:pPr>
-      <w:r>
-        <w:t>3.1 研究内容</w:t>
-      </w:r>
-    </w:p>
-    <w:p>
-      <w:pPr>
-        <w:spacing w:before="60" w:after="60" w:line="360" w:lineRule="auto"/>
-        <w:ind w:firstLine="480"/>
-      </w:pPr>
-      <w:r>
-        <w:rPr>
-          <w:rFonts w:ascii="Times New Roman" w:hAnsi="Times New Roman" w:eastAsia="宋体"/>
-          <w:sz w:val="24"/>
-        </w:rPr>
-        <w:t>本课题以"在有限预算与无标签条件下，使材料方向推荐的判断更省、更准"为目标，研究检索预算的分配策略与决策模型的无标签适配方法。系统设定为：用户给出材料种类与性能要求，系统自主检索文献证据并给出方向判断；判断分为两级——小模型承担初筛、大模型承担复核。</w:t>
-      </w:r>
-    </w:p>
-    <w:p>
-      <w:pPr>
-        <w:pStyle w:val="Heading3"/>
-      </w:pPr>
-      <w:r>
-        <w:t>3.1.1 检索预算的分配策略</w:t>
-      </w:r>
-    </w:p>
-    <w:p>
-      <w:pPr>
-        <w:spacing w:before="60" w:after="60" w:line="360" w:lineRule="auto"/>
-        <w:ind w:firstLine="480"/>
-      </w:pPr>
-      <w:r>
-        <w:rPr>
-          <w:rFonts w:ascii="Times New Roman" w:hAnsi="Times New Roman" w:eastAsia="宋体"/>
-          <w:sz w:val="24"/>
-        </w:rPr>
-        <w:t>针对现有系统固定检索量、忽视证据获取成本差异的问题，本课题研究如何把有限的检索与计算预算分配到最需要的地方。</w:t>
-      </w:r>
-    </w:p>
-    <w:p>
-      <w:pPr>
-        <w:spacing w:before="60" w:after="60" w:line="360" w:lineRule="auto"/>
-        <w:ind w:firstLine="480"/>
-      </w:pPr>
-      <w:r>
-        <w:rPr>
-          <w:rFonts w:ascii="Times New Roman" w:hAnsi="Times New Roman" w:eastAsia="宋体"/>
-          <w:sz w:val="24"/>
-        </w:rPr>
-        <w:t>将检索过程形式化为序贯决策：状态为已获取的证据集合与剩余预算，动作为"继续检索某一类证据"或"基于当前证据作出判断"或"终止并声明证据不足"，目标为在总预算约束下最大化判断正确率。由于不同类型动作的成本差异可达数个数量级——一次文献检索与一次大模型推理、一次结构计算分属不同量级——该分配问题不同于已有的同质算力分配问题。</w:t>
-      </w:r>
-    </w:p>
-    <w:p>
-      <w:pPr>
-        <w:spacing w:before="60" w:after="60" w:line="360" w:lineRule="auto"/>
-        <w:ind w:firstLine="480"/>
-      </w:pPr>
-      <w:r>
-        <w:rPr>
-          <w:rFonts w:ascii="Times New Roman" w:hAnsi="Times New Roman" w:eastAsia="宋体"/>
-          <w:sz w:val="24"/>
-        </w:rPr>
-        <w:t>方法上拟以信息增益衡量一次检索的价值，并检验其作为集合函数的次模性。若次模性成立，则贪心策略可给出近似最优保证；若不成立，则需给出替代的界或启发式。研究内容包括：信息增益的估计方法、次模性的实证检验、贪心策略与均匀检索策略的成本—准确率对比。</w:t>
-      </w:r>
-    </w:p>
-    <w:p>
-      <w:pPr>
-        <w:spacing w:before="60" w:after="60" w:line="360" w:lineRule="auto"/>
-        <w:ind w:firstLine="480"/>
-      </w:pPr>
-      <w:r>
-        <w:rPr>
-          <w:rFonts w:ascii="Times New Roman" w:hAnsi="Times New Roman" w:eastAsia="宋体"/>
-          <w:sz w:val="24"/>
-        </w:rPr>
-        <w:t>验证指标为：同等预算下的判断正确率、单位正确判断的预算消耗、平均检索轮次、证据冗余率。对照方法为固定检索量策略与基于模型置信度的启发式策略。</w:t>
-      </w:r>
-    </w:p>
-    <w:p>
-      <w:pPr>
-        <w:pStyle w:val="Heading3"/>
-      </w:pPr>
-      <w:r>
-        <w:t>3.1.2 文献独立性与弱监督信号构造</w:t>
-      </w:r>
-    </w:p>
-    <w:p>
-      <w:pPr>
-        <w:spacing w:before="60" w:after="60" w:line="360" w:lineRule="auto"/>
-        <w:ind w:firstLine="480"/>
-      </w:pPr>
-      <w:r>
-        <w:rPr>
-          <w:rFonts w:ascii="Times New Roman" w:hAnsi="Times New Roman" w:eastAsia="宋体"/>
-          <w:sz w:val="24"/>
-        </w:rPr>
-        <w:t>针对材料领域缺乏标注的问题，本课题研究如何从文献之间的一致性中构造训练信号。</w:t>
-      </w:r>
-    </w:p>
-    <w:p>
-      <w:pPr>
-        <w:spacing w:before="60" w:after="60" w:line="360" w:lineRule="auto"/>
-        <w:ind w:firstLine="480"/>
-      </w:pPr>
-      <w:r>
-        <w:rPr>
-          <w:rFonts w:ascii="Times New Roman" w:hAnsi="Times New Roman" w:eastAsia="宋体"/>
-          <w:sz w:val="24"/>
-        </w:rPr>
-        <w:t>核心假设是：同一材料体系若被多个相互独立的来源一致报道，则其结论的可信度高；若来源高度相关，则一致性不构成独立证据。因此首要技术问题是独立性度量。拟从三个角度刻画：引用关系（是否互相引用）、来源结构（是否同一课题组、同一期刊流派）、内容重叠（表述是否雷同）。据此构造加权的独立源计数，作为一致性信号的置信权重。</w:t>
-      </w:r>
-    </w:p>
-    <w:p>
-      <w:pPr>
-        <w:spacing w:before="60" w:after="60" w:line="360" w:lineRule="auto"/>
-        <w:ind w:firstLine="480"/>
-      </w:pPr>
-      <w:r>
-        <w:rPr>
-          <w:rFonts w:ascii="Times New Roman" w:hAnsi="Times New Roman" w:eastAsia="宋体"/>
-          <w:sz w:val="24"/>
-        </w:rPr>
-        <w:t>在此基础上构造弱监督奖励：对同一体系的多条证据，若独立来源一致地支持某判断，则给予高奖励；若独立来源相互矛盾，则降权或排除；若仅单一来源，则不作为训练样本。需重点处理两类困难：其一，多数体系可能只被单一文献报道，可用样本量可能不足，须先做数据审计；其二，来源表述差异可能被误判为矛盾，需设计容错的一致性判定。</w:t>
-      </w:r>
-    </w:p>
-    <w:p>
-      <w:pPr>
-        <w:spacing w:before="60" w:after="60" w:line="360" w:lineRule="auto"/>
-        <w:ind w:firstLine="480"/>
-      </w:pPr>
-      <w:r>
-        <w:rPr>
-          <w:rFonts w:ascii="Times New Roman" w:hAnsi="Times New Roman" w:eastAsia="宋体"/>
-          <w:sz w:val="24"/>
-        </w:rPr>
-        <w:t>该部分的核心贡献在于：将同行预测的"独立判断者"替换为"独立文献来源"，并给出文献独立性在材料场景下的可操作定义与估计算法。</w:t>
-      </w:r>
-    </w:p>
-    <w:p>
-      <w:pPr>
-        <w:pStyle w:val="Heading3"/>
-      </w:pPr>
-      <w:r>
-        <w:t>3.1.3 决策模型的无标签适配与两级判断架构</w:t>
-      </w:r>
-    </w:p>
-    <w:p>
-      <w:pPr>
-        <w:spacing w:before="60" w:after="60" w:line="360" w:lineRule="auto"/>
-        <w:ind w:firstLine="480"/>
-      </w:pPr>
-      <w:r>
-        <w:rPr>
-          <w:rFonts w:ascii="Times New Roman" w:hAnsi="Times New Roman" w:eastAsia="宋体"/>
-          <w:sz w:val="24"/>
-        </w:rPr>
-        <w:t>针对决策模型在专业领域零样本失效的问题，本课题研究如何利用上述弱监督信号完成模型适配，并将其嵌入两级判断架构。</w:t>
-      </w:r>
-    </w:p>
-    <w:p>
-      <w:pPr>
-        <w:spacing w:before="60" w:after="60" w:line="360" w:lineRule="auto"/>
-        <w:ind w:firstLine="480"/>
-      </w:pPr>
-      <w:r>
-        <w:rPr>
-          <w:rFonts w:ascii="Times New Roman" w:hAnsi="Times New Roman" w:eastAsia="宋体"/>
-          <w:sz w:val="24"/>
-        </w:rPr>
-        <w:t>模型侧：选择一个上下文与选项预算不构成硬约束的小模型作为底座（候选包括基于 LoRA 适配器架构的开源决策模型，其上下文与选项容量均优于现有编码器式实现），以弱监督奖励进行微调。训练目标不仅追求判断准确，还要求概率校准——因为两级架构依赖置信度阈值决定是否升级至大模型。</w:t>
-      </w:r>
-    </w:p>
-    <w:p>
-      <w:pPr>
-        <w:spacing w:before="60" w:after="60" w:line="360" w:lineRule="auto"/>
-        <w:ind w:firstLine="480"/>
-      </w:pPr>
-      <w:r>
-        <w:rPr>
-          <w:rFonts w:ascii="Times New Roman" w:hAnsi="Times New Roman" w:eastAsia="宋体"/>
-          <w:sz w:val="24"/>
-        </w:rPr>
-        <w:t>架构侧：小模型对每个候选给出判断及置信度；置信度高于阈值者直接采纳，低于阈值者升级至大模型复核。阈值由验证集确定，并对其代价敏感性作分析。需与三个基线对比：全部由大模型判断、全部由小模型判断、按模型原始置信度决定的朴素级联。</w:t>
-      </w:r>
-    </w:p>
-    <w:p>
-      <w:pPr>
-        <w:spacing w:before="60" w:after="60" w:line="360" w:lineRule="auto"/>
-        <w:ind w:firstLine="480"/>
-      </w:pPr>
-      <w:r>
-        <w:rPr>
-          <w:rFonts w:ascii="Times New Roman" w:hAnsi="Times New Roman" w:eastAsia="宋体"/>
-          <w:sz w:val="24"/>
-        </w:rPr>
-        <w:t>验证指标为：微调后判断准确率与校准误差、升级率、端到端成本与延迟、以及"单位成本下的正确判断数"。特别地，须诚实报告若微调后准确率未达可用水平时的结论。</w:t>
-      </w:r>
-    </w:p>
-    <w:p>
-      <w:pPr>
-        <w:pStyle w:val="Heading2"/>
-      </w:pPr>
-      <w:r>
-        <w:t>3.2 研究方案</w:t>
-      </w:r>
-    </w:p>
-    <w:p>
-      <w:pPr>
-        <w:spacing w:before="60" w:after="60" w:line="360" w:lineRule="auto"/>
-        <w:ind w:firstLine="480"/>
-      </w:pPr>
       <w:r>
         <w:rPr>
           <w:rFonts w:ascii="Times New Roman" w:hAnsi="Times New Roman" w:eastAsia="宋体"/>
           <w:b/>
           <w:sz w:val="24"/>
         </w:rPr>
-        <w:t>第一阶段：基础审计与可行性验证。</w:t>
+        <w:t>真实噪声对排序的污染</w:t>
       </w:r>
       <w:r>
         <w:rPr>
           <w:rFonts w:ascii="Times New Roman" w:hAnsi="Times New Roman" w:eastAsia="宋体"/>
           <w:sz w:val="24"/>
         </w:rPr>
-        <w:t xml:space="preserve"> 本阶段的目的是确认三个前提是否成立，若任一不成立则调整方案而非强行推进。其一，文献库的检索质量：抽样若干查询，人工判定检索结果相关性，给出命中率基线。其二，可训练样本量：统计文献库中同一体系被多篇独立来源报道的比例，该比例决定弱监督方法的可用性。其三，底座模型的领域适配潜力：用少量样本做微调试点，观察准确率是否显著脱离随机水平。三项审计的结果将写入论文，作为方法设计的事实依据。</w:t>
+        <w:t>：若两个成分性能差小于测量噪声，则其"真实排序"不可靠，应设阈值过滤或降权，阈值由噪声水平确定。</w:t>
+      </w:r>
+    </w:p>
+    <w:p>
+      <w:pPr>
+        <w:spacing w:before="60" w:after="60" w:line="360" w:lineRule="auto"/>
+        <w:ind w:firstLine="480"/>
+      </w:pPr>
+      <w:r>
+        <w:rPr>
+          <w:rFonts w:ascii="Times New Roman" w:hAnsi="Times New Roman" w:eastAsia="宋体"/>
+          <w:sz w:val="24"/>
+        </w:rPr>
+        <w:t>评价指标为：成对准确率；Kendall τ 与 NDCG@k</w:t>
+      </w:r>
+      <w:r>
+        <w:rPr>
+          <w:rFonts w:ascii="Times New Roman" w:hAnsi="Times New Roman" w:eastAsia="宋体"/>
+          <w:sz w:val="24"/>
+          <w:vertAlign w:val="superscript"/>
+        </w:rPr>
+        <w:t>[11]</w:t>
+      </w:r>
+      <w:r>
+        <w:rPr>
+          <w:rFonts w:ascii="Times New Roman" w:hAnsi="Times New Roman" w:eastAsia="宋体"/>
+          <w:sz w:val="24"/>
+        </w:rPr>
+        <w:t>；以及在留出体系上的排序稳定性。对照为纯回归损失、以及含与不含噪声阈值的两版成对损失。</w:t>
+      </w:r>
+    </w:p>
+    <w:p>
+      <w:pPr>
+        <w:pStyle w:val="Heading2"/>
+      </w:pPr>
+      <w:r>
+        <w:t>3.2 研究方案</w:t>
       </w:r>
     </w:p>
     <w:p>
@@ -1223,14 +1669,14 @@
           <w:b/>
           <w:sz w:val="24"/>
         </w:rPr>
-        <w:t>第二阶段：检索预算分配策略。</w:t>
+        <w:t>第一阶段：数据审计与基线（已完成初步工作）。</w:t>
       </w:r>
       <w:r>
         <w:rPr>
           <w:rFonts w:ascii="Times New Roman" w:hAnsi="Times New Roman" w:eastAsia="宋体"/>
           <w:sz w:val="24"/>
         </w:rPr>
-        <w:t xml:space="preserve"> 构造检索—判断的序贯决策环境，实现信息增益估计与贪心分配策略，检验次模性。与固定检索量、置信度启发式两类基线对比，绘制成本—准确率曲线。</w:t>
+        <w:t xml:space="preserve"> 已完成的工作包括：数据集下载与校验（Apache-2.0 许可，sha256 校验）、字段定义、单来源比例统计（556/630 = 88.3%）、重复测量离散度（1,380 对，中位 312.8 MPa）、成分梯度连续性检验（r = 0.0148, p = 0.296）、相结构分布差异检验（Mann-Whitney p &lt; 0.0001）。第一阶段剩余工作为：构造 PU 学习的候选空间 $U$，并完成噪声水平对 R² 上界的推导。</w:t>
       </w:r>
     </w:p>
     <w:p>
@@ -1244,14 +1690,14 @@
           <w:b/>
           <w:sz w:val="24"/>
         </w:rPr>
-        <w:t>第三阶段：弱监督信号构造与模型微调。</w:t>
+        <w:t>第二阶段：覆盖度建模。</w:t>
       </w:r>
       <w:r>
         <w:rPr>
           <w:rFonts w:ascii="Times New Roman" w:hAnsi="Times New Roman" w:eastAsia="宋体"/>
           <w:sz w:val="24"/>
         </w:rPr>
-        <w:t xml:space="preserve"> 实现文献独立性度量与一致性加权，构造训练样本，完成模型微调与校准。与"仅用单一来源样本"、"不加权一致性"两个消融对比，以说明独立性度量的作用。</w:t>
+        <w:t xml:space="preserve"> 实现 Elkan-Noto 与非负 PU 两种方案，估计类别先验并做敏感性分析，完成留一体系交叉验证。与频次基线、普通分类器对比。</w:t>
       </w:r>
     </w:p>
     <w:p>
@@ -1265,25 +1711,67 @@
           <w:b/>
           <w:sz w:val="24"/>
         </w:rPr>
-        <w:t>第四阶段：两级架构集成与评测。</w:t>
+        <w:t>第三阶段：分层性能预测。</w:t>
       </w:r>
       <w:r>
         <w:rPr>
           <w:rFonts w:ascii="Times New Roman" w:hAnsi="Times New Roman" w:eastAsia="宋体"/>
           <w:sz w:val="24"/>
         </w:rPr>
-        <w:t xml:space="preserve"> 集成为完整系统，测量端到端成本、延迟与判断质量，确定最优升级阈值，完成消融与敏感性分析。评测须在固定的数据划分上进行，检索库的时间边界须冻结，测试集不得参与任何超参数选择。</w:t>
+        <w:t xml:space="preserve"> 实现相预测与相内回归的两级模型，比较"其他"相的两种处理方式，输出条件方差并检验区间覆盖率。与不分层基线对比。</w:t>
       </w:r>
     </w:p>
     <w:p>
       <w:pPr>
+        <w:spacing w:before="60" w:after="60" w:line="360" w:lineRule="auto"/>
+        <w:ind w:firstLine="480"/>
+      </w:pPr>
+      <w:r>
+        <w:rPr>
+          <w:rFonts w:ascii="Times New Roman" w:hAnsi="Times New Roman" w:eastAsia="宋体"/>
+          <w:b/>
+          <w:sz w:val="24"/>
+        </w:rPr>
+        <w:t>第四阶段：成对约束与集成。</w:t>
+      </w:r>
+      <w:r>
+        <w:rPr>
+          <w:rFonts w:ascii="Times New Roman" w:hAnsi="Times New Roman" w:eastAsia="宋体"/>
+          <w:sz w:val="24"/>
+        </w:rPr>
+        <w:t xml:space="preserve"> 实现成对排序损失与噪声阈值过滤，与回归目标联合训练。将三个模块集成为推荐原型：输入成分与性能要求，输出候选排序、覆盖度提示与预测区间。在留出体系上完成最终评测。</w:t>
+      </w:r>
+    </w:p>
+    <w:p>
+      <w:pPr>
+        <w:spacing w:before="60" w:after="60" w:line="360" w:lineRule="auto"/>
+        <w:ind w:firstLine="480"/>
+      </w:pPr>
+      <w:r>
+        <w:rPr>
+          <w:rFonts w:ascii="Times New Roman" w:hAnsi="Times New Roman" w:eastAsia="宋体"/>
+          <w:b/>
+          <w:sz w:val="24"/>
+        </w:rPr>
+        <w:t>评测协议。</w:t>
+      </w:r>
+      <w:r>
+        <w:rPr>
+          <w:rFonts w:ascii="Times New Roman" w:hAnsi="Times New Roman" w:eastAsia="宋体"/>
+          <w:sz w:val="24"/>
+        </w:rPr>
+        <w:t xml:space="preserve"> 所有评测采用按元素组合分组的划分，避免同体系样本泄漏至测试集；含年份信息时另做时序验证。超参数在选择集上确定后冻结，测试集仅用于最终报告。每个实验重复多次并报告均值与离散度，鉴于数据噪声较大，须报告置信区间而非单点数值。</w:t>
+      </w:r>
+    </w:p>
+    <w:p>
+      <w:pPr>
         <w:spacing w:before="120"/>
         <w:jc w:val="center"/>
       </w:pPr>
       <w:r>
         <w:drawing>
           <wp:inline xmlns:a="http://schemas.openxmlformats.org/drawingml/2006/main" xmlns:pic="http://schemas.openxmlformats.org/drawingml/2006/picture">
-            <wp:extent cx="5472000" cy="3393905"/>
+            <wp:extent cx="5472000" cy="3163683"/>
             <wp:docPr id="1" name="Picture 1"/>
             <wp:cNvGraphicFramePr>
               <a:graphicFrameLocks noChangeAspect="1"/>
@@ -1304,7 +1792,7 @@
                   <pic:spPr>
                     <a:xfrm>
                       <a:off x="0" y="0"/>
-                      <a:ext cx="5472000" cy="3393905"/>
+                      <a:ext cx="5472000" cy="3163683"/>
                     </a:xfrm>
                     <a:prstGeom prst="rect"/>
                   </pic:spPr>
@@ -1346,7 +1834,7 @@
           <w:rFonts w:ascii="Times New Roman" w:hAnsi="Times New Roman" w:eastAsia="宋体"/>
           <w:sz w:val="24"/>
         </w:rPr>
-        <w:t>2026.10 — 2026.11　三项基础审计（检索质量、可训练样本量、微调试点），确定方案是否调整；</w:t>
+        <w:t>2026.10 — 2026.11　完成候选空间构造与噪声上界推导，实现覆盖度建模基线；</w:t>
       </w:r>
     </w:p>
     <w:p>
@@ -1359,7 +1847,7 @@
           <w:rFonts w:ascii="Times New Roman" w:hAnsi="Times New Roman" w:eastAsia="宋体"/>
           <w:sz w:val="24"/>
         </w:rPr>
-        <w:t>2026.12 — 2027.01　检索预算分配策略实现与实验，完成次模性检验与基线对比；</w:t>
+        <w:t>2026.12 — 2027.01　覆盖度建模的完整实验与留一体系验证；</w:t>
       </w:r>
     </w:p>
     <w:p>
@@ -1372,7 +1860,7 @@
           <w:rFonts w:ascii="Times New Roman" w:hAnsi="Times New Roman" w:eastAsia="宋体"/>
           <w:sz w:val="24"/>
         </w:rPr>
-        <w:t>2027.02 — 2027.03　文献独立性度量与弱监督信号构造，完成模型微调与校准；</w:t>
+        <w:t>2027.02 — 2027.03　相结构分层模型实现与"其他"相处理方式对比；</w:t>
       </w:r>
     </w:p>
     <w:p>
@@ -1385,7 +1873,7 @@
           <w:rFonts w:ascii="Times New Roman" w:hAnsi="Times New Roman" w:eastAsia="宋体"/>
           <w:sz w:val="24"/>
         </w:rPr>
-        <w:t>2027.04　两级架构集成、端到端评测与消融分析；</w:t>
+        <w:t>2027.03 — 2027.04　成对约束实现、三模块集成与推荐原型；</w:t>
       </w:r>
     </w:p>
     <w:p>
@@ -1398,7 +1886,7 @@
           <w:rFonts w:ascii="Times New Roman" w:hAnsi="Times New Roman" w:eastAsia="宋体"/>
           <w:sz w:val="24"/>
         </w:rPr>
-        <w:t>2027.05　结果整理、系统文档与论文撰写。</w:t>
+        <w:t>2027.04 — 2027.05　最终评测、结果整理与论文撰写。</w:t>
       </w:r>
     </w:p>
     <w:p>
@@ -1420,14 +1908,14 @@
           <w:b/>
           <w:sz w:val="24"/>
         </w:rPr>
-        <w:t>其一，检索质量是全局前提。</w:t>
+        <w:t>其一，覆盖度的含义不可分离。</w:t>
       </w:r>
       <w:r>
         <w:rPr>
           <w:rFonts w:ascii="Times New Roman" w:hAnsi="Times New Roman" w:eastAsia="宋体"/>
           <w:sz w:val="24"/>
         </w:rPr>
-        <w:t xml:space="preserve"> 本课题所有方法都建立在"文献检索能够返回相关信息"这一前提上。若文献库的检索质量不足，信息增益曲线将趋于平坦，预算分配的意义随之消失。第一阶段审计将量化这一风险，但审计本身不能改善检索质量。</w:t>
+        <w:t xml:space="preserve"> 模型估计的"文献报道概率"混合了材料可行性与研究热度两个因素。热门体系被大量报道，不是因为更容易合成，而是因为更多人去研究。现有数据无法分离这两个因素，因此该概率只能作为推荐的辅助特征，不可作为可行性判断。</w:t>
       </w:r>
     </w:p>
     <w:p>
@@ -1441,14 +1929,14 @@
           <w:b/>
           <w:sz w:val="24"/>
         </w:rPr>
-        <w:t>其二，独立性的估计是近似的。</w:t>
+        <w:t>其二，噪声上限可能使某些目标不可达。</w:t>
       </w:r>
       <w:r>
         <w:rPr>
           <w:rFonts w:ascii="Times New Roman" w:hAnsi="Times New Roman" w:eastAsia="宋体"/>
           <w:sz w:val="24"/>
         </w:rPr>
-        <w:t xml:space="preserve"> 引用关系、来源结构与内容重叠只能部分刻画独立性。同一课题组的不同论文可能不相互引用却同源；不同课题组的论文可能因使用相同模板而内容雷同。独立性度量的误差会传导至弱监督信号的可靠性，进而影响微调效果。本课题将以消融实验量化这一影响，但无法完全消除。</w:t>
+        <w:t xml:space="preserve"> 312.8 MPa 的重复测量离散意味着纯数据驱动的绝对性能预测精度存在硬上限。本课题将明确报告这一上限，并对超过该上限的精度提升持怀疑态度。</w:t>
       </w:r>
     </w:p>
     <w:p>
@@ -1462,14 +1950,14 @@
           <w:b/>
           <w:sz w:val="24"/>
         </w:rPr>
-        <w:t>其三，样本量可能不足。</w:t>
+        <w:t>其三，相结构的标注质量有限。</w:t>
       </w:r>
       <w:r>
         <w:rPr>
           <w:rFonts w:ascii="Times New Roman" w:hAnsi="Times New Roman" w:eastAsia="宋体"/>
           <w:sz w:val="24"/>
         </w:rPr>
-        <w:t xml:space="preserve"> 若文献库中多数材料体系仅有单一来源报道，可供弱监督训练的样本将大幅减少。该风险将在第一阶段审计中暴露；若确认不足，方案将退回为"仅用小模型做零样本初筛"，其价值相应降低。</w:t>
+        <w:t xml:space="preserve"> 数据中"其他"相占相当比例且内部异质。将其视为单一相是权宜之计，将其作为无标签样本则依赖半监督方法的有效性。两种处理都不完美，本课题将如实报告各自的代价。</w:t>
       </w:r>
     </w:p>
     <w:p>
@@ -1483,14 +1971,14 @@
           <w:b/>
           <w:sz w:val="24"/>
         </w:rPr>
-        <w:t>其四，结论限于文献层面。</w:t>
+        <w:t>其四，成对约束的效果依赖排名可靠性。</w:t>
       </w:r>
       <w:r>
         <w:rPr>
           <w:rFonts w:ascii="Times New Roman" w:hAnsi="Times New Roman" w:eastAsia="宋体"/>
           <w:sz w:val="24"/>
         </w:rPr>
-        <w:t xml:space="preserve"> 本课题的判断对象是"该方向是否得到文献证据支持"，而非"该方向的材料能否被实验做出"。二者不可互换：文献未报道既可能因为不可行，也可能因为无人尝试。系统输出的概率不应被解读为实验成功率。</w:t>
+        <w:t xml:space="preserve"> 若真实性能差异小于测量噪声，则监督信号本身错误。噪声阈值只能过滤明显不可靠的对，无法保证剩余对全部可靠。</w:t>
       </w:r>
     </w:p>
     <w:p>
@@ -1504,14 +1992,14 @@
           <w:b/>
           <w:sz w:val="24"/>
         </w:rPr>
-        <w:t>其五，成本收益为离线估算。</w:t>
+        <w:t>其五，结论限于该数据集与文献层面。</w:t>
       </w:r>
       <w:r>
         <w:rPr>
           <w:rFonts w:ascii="Times New Roman" w:hAnsi="Times New Roman" w:eastAsia="宋体"/>
           <w:sz w:val="24"/>
         </w:rPr>
-        <w:t xml:space="preserve"> 端到端的成本与延迟在同构环境下测量，真实部署中受网络、并发与接口价格波动影响，实际收益可能偏离估算。</w:t>
+        <w:t xml:space="preserve"> 本课题的所有实验基于公开的多主元合金数据集，其覆盖的体系与工艺有限。结论不宜外推至其他材料类别；且判断对象是文献层面的事件，不等价于实验事实。</w:t>
       </w:r>
     </w:p>
     <w:p>
@@ -1532,7 +2020,7 @@
           <w:rFonts w:ascii="Times New Roman" w:hAnsi="Times New Roman" w:eastAsia="宋体"/>
           <w:sz w:val="24"/>
         </w:rPr>
-        <w:t>：一个可运行的文献证据驱动的材料方向推荐原型系统，包含检索预算分配器、弱监督训练的决策模型与两级判断架构；一组在固定协议下与基线方法的成本—准确率对照结果；以及三项关于检索质量、样本可得性与模型适配潜力的实证审计结论。若某部分结论为否定（例如预算分配未优于固定策略、或微调后准确率不足），亦作为负结果如实报告并分析原因——对后续研究者而言，明确"此路不通"同样具有价值。</w:t>
+        <w:t>：一份关于该数据集的完整审计报告（含四项实测结论）；覆盖度建模、分层预测与成对约束三个模块的实现与对照结果；一个可运行的合金方向推荐原型。若某模块未达预期（如 PU 覆盖度无法有效泛化、分层未优于不分层），亦作为负结果如实报告并分析原因——鉴于本课题的多个设计决策均由数据审计直接推出，负结果同样具有诊断价值。</w:t>
       </w:r>
     </w:p>
     <w:p>
@@ -1579,7 +2067,7 @@
           <w:rFonts w:ascii="Times New Roman" w:hAnsi="Times New Roman" w:eastAsia="宋体"/>
           <w:sz w:val="21"/>
         </w:rPr>
-        <w:t>[3] Kononova O, Huo H, He T, et al. Text-mined dataset of inorganic materials synthesis recipes[J]. Scientific Data, 2019, 6: 203. DOI: 10.1038/s41597-019-0224-1.</w:t>
+        <w:t>[3] Tan R, Li Z, Zhao S, Birbilis N. A primitive machine learning tool for the mechanical property prediction of multiple principal element alloys[J]. arXiv:2308.07649, 2023.</w:t>
       </w:r>
     </w:p>
     <w:p>
@@ -1592,7 +2080,7 @@
           <w:rFonts w:ascii="Times New Roman" w:hAnsi="Times New Roman" w:eastAsia="宋体"/>
           <w:sz w:val="21"/>
         </w:rPr>
-        <w:t>[4] Zeni C, Pinsler R, Zügner D, et al. A generative model for inorganic materials design[J]. Nature, 2025, 639: 624-632. DOI: 10.1038/s41586-025-08628-5.</w:t>
+        <w:t>[4] MD-HIT: machine learning for material property prediction with dataset redundancy control[J]. arXiv, 2024.</w:t>
       </w:r>
     </w:p>
     <w:p>
@@ -1605,7 +2093,7 @@
           <w:rFonts w:ascii="Times New Roman" w:hAnsi="Times New Roman" w:eastAsia="宋体"/>
           <w:sz w:val="21"/>
         </w:rPr>
-        <w:t>[5] Kim S, Choi J, Jang K, et al. Materealize: a multi-agent deliberation system for end-to-end material design and synthesis[J]. arXiv:2601.15743, 2026.</w:t>
+        <w:t>[5] LeMaterial. LeMat-Bulk: aggregating and de-duplicating quantum chemistry materials databases[J]. arXiv, 2025.</w:t>
       </w:r>
     </w:p>
     <w:p>
@@ -1618,7 +2106,7 @@
           <w:rFonts w:ascii="Times New Roman" w:hAnsi="Times New Roman" w:eastAsia="宋体"/>
           <w:sz w:val="21"/>
         </w:rPr>
-        <w:t>[6] Noh H, Na G S, Pan E, et al. CondMSP: condition-informed and resource-aware inorganic materials synthesis planning[J]. arXiv:2610.15603, 2026.</w:t>
+        <w:t>[6] Elkan C, Noto K. Learning classifiers from only positive and unlabeled data[C]//Proceedings of the 14th ACM SIGKDD International Conference on Knowledge Discovery and Data Mining. 2008: 213-220.</w:t>
       </w:r>
     </w:p>
     <w:p>
@@ -1631,7 +2119,7 @@
           <w:rFonts w:ascii="Times New Roman" w:hAnsi="Times New Roman" w:eastAsia="宋体"/>
           <w:sz w:val="21"/>
         </w:rPr>
-        <w:t>[7] Kang P, Sun Y, Li Z, et al. CrystalJev: calibrated foundation-model probabilities decide what to compute next in materials discovery[J]. arXiv:2610.06985, 2026.</w:t>
+        <w:t>[7] Bekker J, Davis J. Learning from positive and unlabeled data: a survey[J]. Machine Learning, 2020, 109: 719-760. DOI: 10.1007/s10994-020-05877-5.</w:t>
       </w:r>
     </w:p>
     <w:p>
@@ -1644,7 +2132,7 @@
           <w:rFonts w:ascii="Times New Roman" w:hAnsi="Times New Roman" w:eastAsia="宋体"/>
           <w:sz w:val="21"/>
         </w:rPr>
-        <w:t>[8] Geuter J, Cheng A, Alvarez-Melis D. Releasing the inner Jev: a simple recipe for open decision models[J]. arXiv:2610.17205, 2026.</w:t>
+        <w:t>[8] Bridging the synthesizability gap in perovskites by combining computations, literature data, and PU learning[J]. arXiv:2510.06166, 2025.</w:t>
       </w:r>
     </w:p>
     <w:p>
@@ -1657,7 +2145,7 @@
           <w:rFonts w:ascii="Times New Roman" w:hAnsi="Times New Roman" w:eastAsia="宋体"/>
           <w:sz w:val="21"/>
         </w:rPr>
-        <w:t>[9] Laya as a typed probabilistic assessor: an independent reproduction and a preregistered study of calibration and selective escalation[J]. arXiv:2609.33843, 2026.</w:t>
+        <w:t>[9] SynCoTrain: a dual classifier PU-learning framework for synthesizability prediction[J]. arXiv:2411.12011, 2024.</w:t>
       </w:r>
     </w:p>
     <w:p>
@@ -1670,7 +2158,7 @@
           <w:rFonts w:ascii="Times New Roman" w:hAnsi="Times New Roman" w:eastAsia="宋体"/>
           <w:sz w:val="21"/>
         </w:rPr>
-        <w:t>[10] Qiu et al. Truthfulness despite weak supervision: evaluating and training LLMs using peer prediction[C]//International Conference on Learning Representations, 2026. arXiv:2601.20299.</w:t>
+        <w:t>[10] Gelman A, Hill J. Data analysis using regression and multilevel/hierarchical models[M]. Cambridge University Press, 2006. DOI: 10.1017/CBO9780511790942.</w:t>
       </w:r>
     </w:p>
     <w:p>
@@ -1683,7 +2171,7 @@
           <w:rFonts w:ascii="Times New Roman" w:hAnsi="Times New Roman" w:eastAsia="宋体"/>
           <w:sz w:val="21"/>
         </w:rPr>
-        <w:t>[11] Chen L, Zaharia M, Zou J. FrugalGPT: how to use large language models while reducing cost and improving performance[J]. arXiv:2305.05176, 2023.</w:t>
+        <w:t>[11] Liu T Y. Learning to rank for information retrieval[M]. Springer, 2009.</w:t>
       </w:r>
     </w:p>
     <w:p>
@@ -1696,7 +2184,7 @@
           <w:rFonts w:ascii="Times New Roman" w:hAnsi="Times New Roman" w:eastAsia="宋体"/>
           <w:sz w:val="21"/>
         </w:rPr>
-        <w:t>[12] Alvi S M A A, Janssen J, Perez D, et al. Surrogate-gated generation and foundation-model embeddings for Bayesian materials design[J]. arXiv:2606.28578, 2026.</w:t>
+        <w:t>[12] Qiu T A, Carroll M, Allen C. Truthfulness despite weak supervision: evaluating and training LLMs using peer prediction[C]//International Conference on Learning Representations, 2026. arXiv:2601.20299.</w:t>
       </w:r>
     </w:p>
     <w:p>
@@ -1709,7 +2197,7 @@
           <w:rFonts w:ascii="Times New Roman" w:hAnsi="Times New Roman" w:eastAsia="宋体"/>
           <w:sz w:val="21"/>
         </w:rPr>
-        <w:t>[13] Guo C, Pleiss G, Sun Y, et al. On calibration of modern neural networks[C]//International Conference on Machine Learning. PMLR, 2017: 1321-1330.</w:t>
+        <w:t>[13] Zeni C, Pinsler R, Zügner D, et al. A generative model for inorganic materials design[J]. Nature, 2025, 639: 624-632. DOI: 10.1038/s41586-025-08628-5.</w:t>
       </w:r>
     </w:p>
     <w:p>
@@ -1722,7 +2210,7 @@
           <w:rFonts w:ascii="Times New Roman" w:hAnsi="Times New Roman" w:eastAsia="宋体"/>
           <w:sz w:val="21"/>
         </w:rPr>
-        <w:t>[14] Angelopoulos A N, Bates S. A gentle introduction to conformal prediction and distribution-free uncertainty quantification[J]. arXiv:2107.07511, 2021.</w:t>
+        <w:t>[14] Kang P, Sun Y, Li Z, et al. CrystalJev: calibrated foundation-model probabilities decide what to compute next in materials discovery[J]. arXiv:2610.06985, 2026.</w:t>
       </w:r>
     </w:p>
     <w:p>
@@ -1735,7 +2223,7 @@
           <w:rFonts w:ascii="Times New Roman" w:hAnsi="Times New Roman" w:eastAsia="宋体"/>
           <w:sz w:val="21"/>
         </w:rPr>
-        <w:t>[15] Raccuglia P, Elbert K C, Adler P D F, et al. Machine-learning-assisted materials discovery using failed experiments[J]. Nature, 2016, 533: 73-76. DOI: 10.1038/nature17439.</w:t>
+        <w:t>[15] Noh H, Na G S, Pan E, et al. CondMSP: condition-informed and resource-aware inorganic materials synthesis planning[J]. arXiv:2610.15603, 2026.</w:t>
       </w:r>
     </w:p>
     <w:p>
@@ -1748,7 +2236,7 @@
           <w:rFonts w:ascii="Times New Roman" w:hAnsi="Times New Roman" w:eastAsia="宋体"/>
           <w:sz w:val="21"/>
         </w:rPr>
-        <w:t>[16] LeMaterial. LeMat-GenBench: a unified evaluation framework for crystal generative models[J]. arXiv:2512.04562, 2025.</w:t>
+        <w:t>[16] Chen L, Zaharia M, Zou J. FrugalGPT: how to use large language models while reducing cost and improving performance[J]. arXiv:2305.05176, 2023.</w:t>
       </w:r>
     </w:p>
     <w:p>
@@ -1761,7 +2249,7 @@
           <w:rFonts w:ascii="Times New Roman" w:hAnsi="Times New Roman" w:eastAsia="宋体"/>
           <w:sz w:val="21"/>
         </w:rPr>
-        <w:t>[17] Prein T, Pan E, Jehkul J, et al. Language models enable data-augmented synthesis planning for inorganic materials[J]. arXiv:2506.12557, 2025.</w:t>
+        <w:t>[17] Raccuglia P, Elbert K C, Adler P D F, et al. Machine-learning-assisted materials discovery using failed experiments[J]. Nature, 2016, 533: 73-76. DOI: 10.1038/nature17439.</w:t>
       </w:r>
     </w:p>
     <w:p>
@@ -1774,7 +2262,7 @@
           <w:rFonts w:ascii="Times New Roman" w:hAnsi="Times New Roman" w:eastAsia="宋体"/>
           <w:sz w:val="21"/>
         </w:rPr>
-        <w:t>[18] Borg C K H, et al. Quantifying the performance of machine learning models in materials science: a case study in multi-principal element alloys[J]. arXiv:2308.07649, 2023.</w:t>
+        <w:t>[18] Prein T, Pan E, Jehkul J, et al. Language models enable data-augmented synthesis planning for inorganic materials[J]. arXiv:2506.12557, 2025.</w:t>
       </w:r>
     </w:p>
     <w:p>
@@ -1787,7 +2275,7 @@
           <w:rFonts w:ascii="Times New Roman" w:hAnsi="Times New Roman" w:eastAsia="宋体"/>
           <w:sz w:val="21"/>
         </w:rPr>
-        <w:t>[19] Roh D, Han D. HALT: verification-aware stopping for retrieval-augmented search agents[J]. arXiv, 2026. https://github.com/Noverse0/HALT</w:t>
+        <w:t>[19] Guo C, Pleiss G, Sun Y, et al. On calibration of modern neural networks[C]//International Conference on Machine Learning. PMLR, 2017: 1321-1330.</w:t>
       </w:r>
     </w:p>
     <w:p>
@@ -1800,33 +2288,7 @@
           <w:rFonts w:ascii="Times New Roman" w:hAnsi="Times New Roman" w:eastAsia="宋体"/>
           <w:sz w:val="21"/>
         </w:rPr>
-        <w:t>[20] TASR: training-free adaptive stopping for iterative retrieval[J]. arXiv, 2026.</w:t>
-      </w:r>
-    </w:p>
-    <w:p>
-      <w:pPr>
-        <w:spacing w:before="40" w:after="40" w:line="300" w:lineRule="auto"/>
-        <w:ind w:left="960" w:hanging="960"/>
-      </w:pPr>
-      <w:r>
-        <w:rPr>
-          <w:rFonts w:ascii="Times New Roman" w:hAnsi="Times New Roman" w:eastAsia="宋体"/>
-          <w:sz w:val="21"/>
-        </w:rPr>
-        <w:t>[21] MD-HIT: machine learning for material property prediction with dataset redundancy control[J]. arXiv, 2024.</w:t>
-      </w:r>
-    </w:p>
-    <w:p>
-      <w:pPr>
-        <w:spacing w:before="40" w:after="40" w:line="300" w:lineRule="auto"/>
-        <w:ind w:left="960" w:hanging="960"/>
-      </w:pPr>
-      <w:r>
-        <w:rPr>
-          <w:rFonts w:ascii="Times New Roman" w:hAnsi="Times New Roman" w:eastAsia="宋体"/>
-          <w:sz w:val="21"/>
-        </w:rPr>
-        <w:t>[22] LeMaterial. LeMat-Bulk: aggregating and de-duplicating quantum chemistry materials databases[J]. arXiv, 2025.</w:t>
+        <w:t>[20] Angelopoulos A N, Bates S. A gentle introduction to conformal prediction and distribution-free uncertainty quantification[J]. arXiv:2107.07511, 2021.</w:t>
       </w:r>
     </w:p>
     <w:sectPr>
